--- a/Dokumentációhoz/Dokumentumok/Szoftverspecifikáció.docx
+++ b/Dokumentációhoz/Dokumentumok/Szoftverspecifikáció.docx
@@ -1,6 +1,6 @@
 
 <file path=word/document.xml><?xml version="1.0" encoding="utf-8"?>
-<w:document xmlns:wpc="http://schemas.microsoft.com/office/word/2010/wordprocessingCanvas" xmlns:cx="http://schemas.microsoft.com/office/drawing/2014/chartex" xmlns:cx1="http://schemas.microsoft.com/office/drawing/2015/9/8/chartex" xmlns:cx2="http://schemas.microsoft.com/office/drawing/2015/10/21/chartex" xmlns:cx3="http://schemas.microsoft.com/office/drawing/2016/5/9/chartex" xmlns:cx4="http://schemas.microsoft.com/office/drawing/2016/5/10/chartex" xmlns:cx5="http://schemas.microsoft.com/office/drawing/2016/5/11/chartex" xmlns:cx6="http://schemas.microsoft.com/office/drawing/2016/5/12/chartex" xmlns:cx7="http://schemas.microsoft.com/office/drawing/2016/5/13/chartex" xmlns:cx8="http://schemas.microsoft.com/office/drawing/2016/5/14/chartex" xmlns:mc="http://schemas.openxmlformats.org/markup-compatibility/2006" xmlns:aink="http://schemas.microsoft.com/office/drawing/2016/ink" xmlns:am3d="http://schemas.microsoft.com/office/drawing/2017/model3d" xmlns:o="urn:schemas-microsoft-com:office:office" xmlns:r="http://schemas.openxmlformats.org/officeDocument/2006/relationships" xmlns:m="http://schemas.openxmlformats.org/officeDocument/2006/math" xmlns:v="urn:schemas-microsoft-com:vml" xmlns:wp14="http://schemas.microsoft.com/office/word/2010/wordprocessingDrawing" xmlns:wp="http://schemas.openxmlformats.org/drawingml/2006/wordprocessingDrawing" xmlns:w10="urn:schemas-microsoft-com:office:word" xmlns:w="http://schemas.openxmlformats.org/wordprocessingml/2006/main" xmlns:w14="http://schemas.microsoft.com/office/word/2010/wordml" xmlns:w15="http://schemas.microsoft.com/office/word/2012/wordml" xmlns:w16cid="http://schemas.microsoft.com/office/word/2016/wordml/cid" xmlns:w16se="http://schemas.microsoft.com/office/word/2015/wordml/symex" xmlns:wpg="http://schemas.microsoft.com/office/word/2010/wordprocessingGroup" xmlns:wpi="http://schemas.microsoft.com/office/word/2010/wordprocessingInk" xmlns:wne="http://schemas.microsoft.com/office/word/2006/wordml" xmlns:wps="http://schemas.microsoft.com/office/word/2010/wordprocessingShape" mc:Ignorable="w14 w15 w16se w16cid wp14">
+<w:document xmlns:wpc="http://schemas.microsoft.com/office/word/2010/wordprocessingCanvas" xmlns:cx="http://schemas.microsoft.com/office/drawing/2014/chartex" xmlns:cx1="http://schemas.microsoft.com/office/drawing/2015/9/8/chartex" xmlns:cx2="http://schemas.microsoft.com/office/drawing/2015/10/21/chartex" xmlns:cx3="http://schemas.microsoft.com/office/drawing/2016/5/9/chartex" xmlns:cx4="http://schemas.microsoft.com/office/drawing/2016/5/10/chartex" xmlns:cx5="http://schemas.microsoft.com/office/drawing/2016/5/11/chartex" xmlns:cx6="http://schemas.microsoft.com/office/drawing/2016/5/12/chartex" xmlns:cx7="http://schemas.microsoft.com/office/drawing/2016/5/13/chartex" xmlns:cx8="http://schemas.microsoft.com/office/drawing/2016/5/14/chartex" xmlns:mc="http://schemas.openxmlformats.org/markup-compatibility/2006" xmlns:aink="http://schemas.microsoft.com/office/drawing/2016/ink" xmlns:am3d="http://schemas.microsoft.com/office/drawing/2017/model3d" xmlns:o="urn:schemas-microsoft-com:office:office" xmlns:r="http://schemas.openxmlformats.org/officeDocument/2006/relationships" xmlns:m="http://schemas.openxmlformats.org/officeDocument/2006/math" xmlns:v="urn:schemas-microsoft-com:vml" xmlns:wp14="http://schemas.microsoft.com/office/word/2010/wordprocessingDrawing" xmlns:wp="http://schemas.openxmlformats.org/drawingml/2006/wordprocessingDrawing" xmlns:w10="urn:schemas-microsoft-com:office:word" xmlns:w="http://schemas.openxmlformats.org/wordprocessingml/2006/main" xmlns:w14="http://schemas.microsoft.com/office/word/2010/wordml" xmlns:w15="http://schemas.microsoft.com/office/word/2012/wordml" xmlns:w16cex="http://schemas.microsoft.com/office/word/2018/wordml/cex" xmlns:w16cid="http://schemas.microsoft.com/office/word/2016/wordml/cid" xmlns:w16="http://schemas.microsoft.com/office/word/2018/wordml" xmlns:w16sdtdh="http://schemas.microsoft.com/office/word/2020/wordml/sdtdatahash" xmlns:w16se="http://schemas.microsoft.com/office/word/2015/wordml/symex" xmlns:wpg="http://schemas.microsoft.com/office/word/2010/wordprocessingGroup" xmlns:wpi="http://schemas.microsoft.com/office/word/2010/wordprocessingInk" xmlns:wne="http://schemas.microsoft.com/office/word/2006/wordml" xmlns:wps="http://schemas.microsoft.com/office/word/2010/wordprocessingShape" mc:Ignorable="w14 w15 w16se w16cid w16 w16cex w16sdtdh wp14">
   <w:body>
     <w:p>
       <w:pPr>
@@ -1621,42 +1621,41 @@
             <w:fldChar w:fldCharType="end"/>
           </w:r>
         </w:p>
-        <w:bookmarkStart w:id="0" w:name="_GoBack" w:displacedByCustomXml="next"/>
-        <w:bookmarkEnd w:id="0" w:displacedByCustomXml="next"/>
       </w:sdtContent>
     </w:sdt>
     <w:p>
       <w:pPr>
         <w:pStyle w:val="Cmsor1"/>
       </w:pPr>
-      <w:bookmarkStart w:id="1" w:name="_Toc208994418"/>
-      <w:bookmarkStart w:id="2" w:name="_Toc208994356"/>
-      <w:bookmarkStart w:id="3" w:name="_Toc208994419"/>
-      <w:bookmarkStart w:id="4" w:name="_Toc210651552"/>
-      <w:bookmarkEnd w:id="1"/>
+      <w:bookmarkStart w:id="0" w:name="_Toc208994418"/>
+      <w:bookmarkStart w:id="1" w:name="_Toc208994356"/>
+      <w:bookmarkStart w:id="2" w:name="_Toc208994419"/>
+      <w:bookmarkStart w:id="3" w:name="_Toc210651552"/>
+      <w:bookmarkEnd w:id="0"/>
       <w:r>
         <w:lastRenderedPageBreak/>
         <w:t>Bevezetés</w:t>
       </w:r>
+      <w:bookmarkEnd w:id="1"/>
       <w:bookmarkEnd w:id="2"/>
       <w:bookmarkEnd w:id="3"/>
+    </w:p>
+    <w:p>
+      <w:pPr>
+        <w:pStyle w:val="Cmsor2"/>
+      </w:pPr>
+      <w:bookmarkStart w:id="4" w:name="_Toc208994357"/>
+      <w:bookmarkStart w:id="5" w:name="_Toc208994420"/>
+      <w:bookmarkStart w:id="6" w:name="_Toc210651553"/>
+      <w:r>
+        <w:t>Cím</w:t>
+      </w:r>
       <w:bookmarkEnd w:id="4"/>
-    </w:p>
-    <w:p>
-      <w:pPr>
-        <w:pStyle w:val="Cmsor2"/>
-      </w:pPr>
-      <w:bookmarkStart w:id="5" w:name="_Toc208994357"/>
-      <w:bookmarkStart w:id="6" w:name="_Toc208994420"/>
-      <w:bookmarkStart w:id="7" w:name="_Toc210651553"/>
-      <w:r>
-        <w:t>Cím</w:t>
-      </w:r>
       <w:bookmarkEnd w:id="5"/>
       <w:bookmarkEnd w:id="6"/>
-      <w:bookmarkEnd w:id="7"/>
-    </w:p>
-    <w:p>
+    </w:p>
+    <w:p>
+      <w:proofErr w:type="spellStart"/>
       <w:r>
         <w:rPr>
           <w:b/>
@@ -1664,6 +1663,7 @@
         </w:rPr>
         <w:t>eMenza</w:t>
       </w:r>
+      <w:proofErr w:type="spellEnd"/>
       <w:r>
         <w:t xml:space="preserve"> – Iskolai étkezéskezelő rendszer</w:t>
       </w:r>
@@ -1672,15 +1672,15 @@
       <w:pPr>
         <w:pStyle w:val="Cmsor2"/>
       </w:pPr>
-      <w:bookmarkStart w:id="8" w:name="_Toc208994358"/>
-      <w:bookmarkStart w:id="9" w:name="_Toc208994421"/>
-      <w:bookmarkStart w:id="10" w:name="_Toc210651554"/>
+      <w:bookmarkStart w:id="7" w:name="_Toc208994358"/>
+      <w:bookmarkStart w:id="8" w:name="_Toc208994421"/>
+      <w:bookmarkStart w:id="9" w:name="_Toc210651554"/>
       <w:r>
         <w:t>Rövid ismertető</w:t>
       </w:r>
+      <w:bookmarkEnd w:id="7"/>
       <w:bookmarkEnd w:id="8"/>
       <w:bookmarkEnd w:id="9"/>
-      <w:bookmarkEnd w:id="10"/>
     </w:p>
     <w:p>
       <w:pPr>
@@ -1699,7 +1699,7 @@
           <w:lang w:eastAsia="hu-HU"/>
         </w:rPr>
         <w:drawing>
-          <wp:anchor distT="0" distB="0" distL="114300" distR="114300" simplePos="0" relativeHeight="251660288" behindDoc="0" locked="0" layoutInCell="1" allowOverlap="1" wp14:anchorId="42F5D397" wp14:editId="4BCDE818">
+          <wp:anchor distT="0" distB="0" distL="114300" distR="114300" simplePos="0" relativeHeight="251663360" behindDoc="0" locked="0" layoutInCell="1" allowOverlap="1" wp14:anchorId="6E5631C7" wp14:editId="7BC088CA">
             <wp:simplePos x="0" y="0"/>
             <wp:positionH relativeFrom="margin">
               <wp:align>center</wp:align>
@@ -1775,7 +1775,7 @@
           <w:szCs w:val="28"/>
           <w:lang w:eastAsia="hu-HU"/>
         </w:rPr>
-        <w:t>k</w:t>
+        <w:t>k vagy manuálisan számítógépen, azonban ezt a rendszert automatizálással egyszerűsíteni lehet</w:t>
       </w:r>
       <w:r>
         <w:rPr>
@@ -1783,7 +1783,7 @@
           <w:szCs w:val="28"/>
           <w:lang w:eastAsia="hu-HU"/>
         </w:rPr>
-        <w:t xml:space="preserve"> vagy manuálisan számítógépen</w:t>
+        <w:t xml:space="preserve">. </w:t>
       </w:r>
       <w:r>
         <w:rPr>
@@ -1791,7 +1791,7 @@
           <w:szCs w:val="28"/>
           <w:lang w:eastAsia="hu-HU"/>
         </w:rPr>
-        <w:t xml:space="preserve">, azonban ezt a rendszert </w:t>
+        <w:t xml:space="preserve">A projekt </w:t>
       </w:r>
       <w:r>
         <w:rPr>
@@ -1799,7 +1799,7 @@
           <w:szCs w:val="28"/>
           <w:lang w:eastAsia="hu-HU"/>
         </w:rPr>
-        <w:t>automatizálással</w:t>
+        <w:t>célja egy</w:t>
       </w:r>
       <w:r>
         <w:rPr>
@@ -1807,7 +1807,7 @@
           <w:szCs w:val="28"/>
           <w:lang w:eastAsia="hu-HU"/>
         </w:rPr>
-        <w:t xml:space="preserve"> egyszerűsíteni lehet</w:t>
+        <w:t xml:space="preserve"> olyan webalapú rendszer, amely </w:t>
       </w:r>
       <w:r>
         <w:rPr>
@@ -1815,7 +1815,7 @@
           <w:szCs w:val="28"/>
           <w:lang w:eastAsia="hu-HU"/>
         </w:rPr>
-        <w:t xml:space="preserve">. </w:t>
+        <w:t>átlátható, könnyen kezelhető felület</w:t>
       </w:r>
       <w:r>
         <w:rPr>
@@ -1823,7 +1823,7 @@
           <w:szCs w:val="28"/>
           <w:lang w:eastAsia="hu-HU"/>
         </w:rPr>
-        <w:t xml:space="preserve">A projekt </w:t>
+        <w:t>et</w:t>
       </w:r>
       <w:r>
         <w:rPr>
@@ -1831,7 +1831,7 @@
           <w:szCs w:val="28"/>
           <w:lang w:eastAsia="hu-HU"/>
         </w:rPr>
-        <w:t>célja egy</w:t>
+        <w:t xml:space="preserve"> biztosít</w:t>
       </w:r>
       <w:r>
         <w:rPr>
@@ -1839,7 +1839,7 @@
           <w:szCs w:val="28"/>
           <w:lang w:eastAsia="hu-HU"/>
         </w:rPr>
-        <w:t xml:space="preserve"> olyan webalapú rendszer, amely </w:t>
+        <w:t>. Lehetővé teszi a felhasználók számára a</w:t>
       </w:r>
       <w:r>
         <w:rPr>
@@ -1847,7 +1847,7 @@
           <w:szCs w:val="28"/>
           <w:lang w:eastAsia="hu-HU"/>
         </w:rPr>
-        <w:t>átlátható, könnyen kezelhető felület</w:t>
+        <w:t xml:space="preserve"> menü megtekintésé</w:t>
       </w:r>
       <w:r>
         <w:rPr>
@@ -1855,7 +1855,7 @@
           <w:szCs w:val="28"/>
           <w:lang w:eastAsia="hu-HU"/>
         </w:rPr>
-        <w:t>et</w:t>
+        <w:t>t</w:t>
       </w:r>
       <w:r>
         <w:rPr>
@@ -1863,7 +1863,7 @@
           <w:szCs w:val="28"/>
           <w:lang w:eastAsia="hu-HU"/>
         </w:rPr>
-        <w:t xml:space="preserve"> biztosít</w:t>
+        <w:t xml:space="preserve">, </w:t>
       </w:r>
       <w:r>
         <w:rPr>
@@ -1871,7 +1871,7 @@
           <w:szCs w:val="28"/>
           <w:lang w:eastAsia="hu-HU"/>
         </w:rPr>
-        <w:t>. Lehetővé teszi a felhasználók számára a</w:t>
+        <w:t>az étkezések előzetes meg</w:t>
       </w:r>
       <w:r>
         <w:rPr>
@@ -1879,7 +1879,7 @@
           <w:szCs w:val="28"/>
           <w:lang w:eastAsia="hu-HU"/>
         </w:rPr>
-        <w:t xml:space="preserve"> menü megtekintésé</w:t>
+        <w:t>rendelés</w:t>
       </w:r>
       <w:r>
         <w:rPr>
@@ -1887,7 +1887,7 @@
           <w:szCs w:val="28"/>
           <w:lang w:eastAsia="hu-HU"/>
         </w:rPr>
-        <w:t>t</w:t>
+        <w:t>ét</w:t>
       </w:r>
       <w:r>
         <w:rPr>
@@ -1895,7 +1895,7 @@
           <w:szCs w:val="28"/>
           <w:lang w:eastAsia="hu-HU"/>
         </w:rPr>
-        <w:t xml:space="preserve">, </w:t>
+        <w:t>, lemondás</w:t>
       </w:r>
       <w:r>
         <w:rPr>
@@ -1903,55 +1903,7 @@
           <w:szCs w:val="28"/>
           <w:lang w:eastAsia="hu-HU"/>
         </w:rPr>
-        <w:t>az étkezések előzetes meg</w:t>
-      </w:r>
-      <w:r>
-        <w:rPr>
-          <w:rFonts w:eastAsia="Times New Roman" w:cs="Times New Roman"/>
-          <w:szCs w:val="28"/>
-          <w:lang w:eastAsia="hu-HU"/>
-        </w:rPr>
-        <w:t>rendelés</w:t>
-      </w:r>
-      <w:r>
-        <w:rPr>
-          <w:rFonts w:eastAsia="Times New Roman" w:cs="Times New Roman"/>
-          <w:szCs w:val="28"/>
-          <w:lang w:eastAsia="hu-HU"/>
-        </w:rPr>
-        <w:t>ét</w:t>
-      </w:r>
-      <w:r>
-        <w:rPr>
-          <w:rFonts w:eastAsia="Times New Roman" w:cs="Times New Roman"/>
-          <w:szCs w:val="28"/>
-          <w:lang w:eastAsia="hu-HU"/>
-        </w:rPr>
-        <w:t>, lemondás</w:t>
-      </w:r>
-      <w:r>
-        <w:rPr>
-          <w:rFonts w:eastAsia="Times New Roman" w:cs="Times New Roman"/>
-          <w:szCs w:val="28"/>
-          <w:lang w:eastAsia="hu-HU"/>
-        </w:rPr>
-        <w:t>át</w:t>
-      </w:r>
-      <w:r>
-        <w:rPr>
-          <w:rFonts w:eastAsia="Times New Roman" w:cs="Times New Roman"/>
-          <w:szCs w:val="28"/>
-          <w:lang w:eastAsia="hu-HU"/>
-        </w:rPr>
-        <w:t>.</w:t>
-      </w:r>
-      <w:r>
-        <w:rPr>
-          <w:rFonts w:eastAsia="Times New Roman" w:cs="Times New Roman"/>
-          <w:szCs w:val="28"/>
-          <w:lang w:eastAsia="hu-HU"/>
-        </w:rPr>
-        <w:t xml:space="preserve"> </w:t>
+        <w:t xml:space="preserve">át. </w:t>
       </w:r>
       <w:r>
         <w:rPr>
@@ -1960,7 +1912,7 @@
           <w:szCs w:val="28"/>
           <w:lang w:eastAsia="hu-HU"/>
         </w:rPr>
-        <w:t>A</w:t>
+        <w:t xml:space="preserve">Az adminisztrátorok a rendelések és a felhasználók kezeléséhez férnek hozzá. Az ételek hozzáadása és szerkesztése </w:t>
       </w:r>
       <w:r>
         <w:rPr>
@@ -1969,7 +1921,7 @@
           <w:szCs w:val="28"/>
           <w:lang w:eastAsia="hu-HU"/>
         </w:rPr>
-        <w:t>z adminisztrátorok a rendelések</w:t>
+        <w:t>a konyha</w:t>
       </w:r>
       <w:r>
         <w:rPr>
@@ -1978,7 +1930,7 @@
           <w:szCs w:val="28"/>
           <w:lang w:eastAsia="hu-HU"/>
         </w:rPr>
-        <w:t xml:space="preserve"> és a felhasználók kezeléséhez férnek hozzá. Az </w:t>
+        <w:t xml:space="preserve"> ha</w:t>
       </w:r>
       <w:r>
         <w:rPr>
@@ -1987,7 +1939,7 @@
           <w:szCs w:val="28"/>
           <w:lang w:eastAsia="hu-HU"/>
         </w:rPr>
-        <w:t>ételek hozzáadás</w:t>
+        <w:t>táskör</w:t>
       </w:r>
       <w:r>
         <w:rPr>
@@ -1996,176 +1948,112 @@
           <w:szCs w:val="28"/>
           <w:lang w:eastAsia="hu-HU"/>
         </w:rPr>
-        <w:t>a</w:t>
-      </w:r>
-      <w:r>
-        <w:rPr>
-          <w:rFonts w:eastAsia="Times New Roman" w:cs="Times New Roman"/>
-          <w:color w:val="000000" w:themeColor="text1"/>
-          <w:szCs w:val="28"/>
-          <w:lang w:eastAsia="hu-HU"/>
-        </w:rPr>
-        <w:t xml:space="preserve"> és szerkesztés</w:t>
-      </w:r>
-      <w:r>
-        <w:rPr>
-          <w:rFonts w:eastAsia="Times New Roman" w:cs="Times New Roman"/>
-          <w:color w:val="000000" w:themeColor="text1"/>
-          <w:szCs w:val="28"/>
-          <w:lang w:eastAsia="hu-HU"/>
-        </w:rPr>
-        <w:t>e is</w:t>
-      </w:r>
-      <w:r>
-        <w:rPr>
-          <w:rFonts w:eastAsia="Times New Roman" w:cs="Times New Roman"/>
-          <w:color w:val="000000" w:themeColor="text1"/>
-          <w:szCs w:val="28"/>
-          <w:lang w:eastAsia="hu-HU"/>
-        </w:rPr>
-        <w:t xml:space="preserve"> a</w:t>
-      </w:r>
-      <w:r>
-        <w:rPr>
-          <w:rFonts w:eastAsia="Times New Roman" w:cs="Times New Roman"/>
-          <w:color w:val="000000" w:themeColor="text1"/>
-          <w:szCs w:val="28"/>
-          <w:lang w:eastAsia="hu-HU"/>
-        </w:rPr>
-        <w:t xml:space="preserve"> ha</w:t>
-      </w:r>
-      <w:r>
-        <w:rPr>
-          <w:rFonts w:eastAsia="Times New Roman" w:cs="Times New Roman"/>
-          <w:color w:val="000000" w:themeColor="text1"/>
-          <w:szCs w:val="28"/>
-          <w:lang w:eastAsia="hu-HU"/>
-        </w:rPr>
-        <w:t>táskörük</w:t>
-      </w:r>
-      <w:r>
-        <w:rPr>
-          <w:rFonts w:eastAsia="Times New Roman" w:cs="Times New Roman"/>
-          <w:color w:val="000000" w:themeColor="text1"/>
-          <w:szCs w:val="28"/>
-          <w:lang w:eastAsia="hu-HU"/>
-        </w:rPr>
-        <w:t xml:space="preserve"> közé tartozik</w:t>
-      </w:r>
-      <w:r>
-        <w:rPr>
-          <w:rFonts w:eastAsia="Times New Roman" w:cs="Times New Roman"/>
-          <w:color w:val="000000" w:themeColor="text1"/>
-          <w:szCs w:val="28"/>
-          <w:lang w:eastAsia="hu-HU"/>
-        </w:rPr>
-        <w:t>.</w:t>
+        <w:t>e közé tartozik.</w:t>
       </w:r>
     </w:p>
     <w:p>
       <w:pPr>
         <w:pStyle w:val="Cmsor1"/>
       </w:pPr>
-      <w:bookmarkStart w:id="11" w:name="_Toc208994359"/>
-      <w:bookmarkStart w:id="12" w:name="_Toc208994422"/>
-      <w:bookmarkStart w:id="13" w:name="_Toc210651555"/>
+      <w:bookmarkStart w:id="10" w:name="_Toc208994359"/>
+      <w:bookmarkStart w:id="11" w:name="_Toc208994422"/>
+      <w:bookmarkStart w:id="12" w:name="_Toc210651555"/>
       <w:r>
         <w:lastRenderedPageBreak/>
-        <w:t xml:space="preserve">Elvárások a </w:t>
-      </w:r>
-      <w:r>
-        <w:t>megoldással</w:t>
-      </w:r>
-      <w:r>
-        <w:t xml:space="preserve"> kapcsolatban</w:t>
-      </w:r>
+        <w:t>Elvárások a megoldással kapcsolatban</w:t>
+      </w:r>
+      <w:bookmarkEnd w:id="10"/>
       <w:bookmarkEnd w:id="11"/>
       <w:bookmarkEnd w:id="12"/>
+    </w:p>
+    <w:p>
+      <w:pPr>
+        <w:pStyle w:val="Cmsor2"/>
+      </w:pPr>
+      <w:bookmarkStart w:id="13" w:name="_Toc208994360"/>
+      <w:bookmarkStart w:id="14" w:name="_Toc208994423"/>
+      <w:bookmarkStart w:id="15" w:name="_Toc210651556"/>
+      <w:r>
+        <w:t>Operációs rendszer</w:t>
+      </w:r>
       <w:bookmarkEnd w:id="13"/>
-    </w:p>
-    <w:p>
-      <w:pPr>
-        <w:pStyle w:val="Cmsor2"/>
-      </w:pPr>
-      <w:bookmarkStart w:id="14" w:name="_Toc208994360"/>
-      <w:bookmarkStart w:id="15" w:name="_Toc208994423"/>
-      <w:bookmarkStart w:id="16" w:name="_Toc210651556"/>
-      <w:r>
-        <w:t>Operációs rendszer</w:t>
-      </w:r>
       <w:bookmarkEnd w:id="14"/>
       <w:bookmarkEnd w:id="15"/>
+    </w:p>
+    <w:p>
+      <w:pPr>
+        <w:pStyle w:val="Nincstrkz"/>
+      </w:pPr>
+      <w:r>
+        <w:t>Webes környezet (Chrome, Firefox, Edge)</w:t>
+      </w:r>
+    </w:p>
+    <w:p>
+      <w:pPr>
+        <w:pStyle w:val="Cmsor2"/>
+      </w:pPr>
+      <w:bookmarkStart w:id="16" w:name="_Toc208994361"/>
+      <w:bookmarkStart w:id="17" w:name="_Toc208994424"/>
+      <w:bookmarkStart w:id="18" w:name="_Toc210651557"/>
+      <w:r>
+        <w:t>Fejlesztői környezet</w:t>
+      </w:r>
       <w:bookmarkEnd w:id="16"/>
-    </w:p>
-    <w:p>
-      <w:pPr>
-        <w:pStyle w:val="Nincstrkz"/>
-      </w:pPr>
-      <w:r>
-        <w:t>Webes környezet (Chrome, Firefox, Edge)</w:t>
-      </w:r>
-    </w:p>
-    <w:p>
-      <w:pPr>
-        <w:pStyle w:val="Cmsor2"/>
-      </w:pPr>
-      <w:bookmarkStart w:id="17" w:name="_Toc208994361"/>
-      <w:bookmarkStart w:id="18" w:name="_Toc208994424"/>
-      <w:bookmarkStart w:id="19" w:name="_Toc210651557"/>
-      <w:r>
-        <w:t>Fejlesztői környezet</w:t>
-      </w:r>
       <w:bookmarkEnd w:id="17"/>
       <w:bookmarkEnd w:id="18"/>
+    </w:p>
+    <w:p>
+      <w:pPr>
+        <w:pStyle w:val="Nincstrkz"/>
+      </w:pPr>
+      <w:r>
+        <w:t>JavaScript, HTML, CSS</w:t>
+      </w:r>
+    </w:p>
+    <w:p>
+      <w:pPr>
+        <w:pStyle w:val="Nincstrkz"/>
+      </w:pPr>
+      <w:proofErr w:type="spellStart"/>
+      <w:r>
+        <w:t>Laravel</w:t>
+      </w:r>
+      <w:proofErr w:type="spellEnd"/>
+    </w:p>
+    <w:p>
+      <w:pPr>
+        <w:pStyle w:val="Nincstrkz"/>
+      </w:pPr>
+      <w:r>
+        <w:t>Vue.js</w:t>
+      </w:r>
+    </w:p>
+    <w:p>
+      <w:pPr>
+        <w:pStyle w:val="Nincstrkz"/>
+      </w:pPr>
+      <w:r>
+        <w:t xml:space="preserve">Relációs adatbázis – </w:t>
+      </w:r>
+      <w:proofErr w:type="spellStart"/>
+      <w:r>
+        <w:t>MySQL</w:t>
+      </w:r>
+      <w:proofErr w:type="spellEnd"/>
+    </w:p>
+    <w:p>
+      <w:pPr>
+        <w:pStyle w:val="Cmsor2"/>
+      </w:pPr>
+      <w:bookmarkStart w:id="19" w:name="_Toc208994362"/>
+      <w:bookmarkStart w:id="20" w:name="_Toc208994425"/>
+      <w:bookmarkStart w:id="21" w:name="_Toc210651558"/>
+      <w:r>
+        <w:t>Szoftverfejlesztés</w:t>
+      </w:r>
       <w:bookmarkEnd w:id="19"/>
-    </w:p>
-    <w:p>
-      <w:pPr>
-        <w:pStyle w:val="Nincstrkz"/>
-      </w:pPr>
-      <w:r>
-        <w:t>JavaScript, HTML, CSS</w:t>
-      </w:r>
-    </w:p>
-    <w:p>
-      <w:pPr>
-        <w:pStyle w:val="Nincstrkz"/>
-      </w:pPr>
-      <w:proofErr w:type="spellStart"/>
-      <w:r>
-        <w:t>Laravel</w:t>
-      </w:r>
-      <w:proofErr w:type="spellEnd"/>
-    </w:p>
-    <w:p>
-      <w:pPr>
-        <w:pStyle w:val="Nincstrkz"/>
-      </w:pPr>
-      <w:r>
-        <w:t>Vue.js</w:t>
-      </w:r>
-    </w:p>
-    <w:p>
-      <w:pPr>
-        <w:pStyle w:val="Nincstrkz"/>
-      </w:pPr>
-      <w:r>
-        <w:t>MySQL</w:t>
-      </w:r>
-    </w:p>
-    <w:p>
-      <w:pPr>
-        <w:pStyle w:val="Cmsor2"/>
-      </w:pPr>
-      <w:bookmarkStart w:id="20" w:name="_Toc208994362"/>
-      <w:bookmarkStart w:id="21" w:name="_Toc208994425"/>
-      <w:bookmarkStart w:id="22" w:name="_Toc210651558"/>
-      <w:r>
-        <w:t>Szoftverfejlesztés</w:t>
-      </w:r>
       <w:bookmarkEnd w:id="20"/>
       <w:bookmarkEnd w:id="21"/>
-      <w:bookmarkEnd w:id="22"/>
     </w:p>
     <w:p>
       <w:pPr>
@@ -2178,19 +2066,20 @@
         <w:rPr>
           <w:lang w:eastAsia="hu-HU"/>
         </w:rPr>
-        <w:t>A fejlesztés során be kell tartani a modern webes fejlesztési elveket, a reszponzív design elvét és a biztonsági irányelveket. A kódnak könnyen olvashatónak és karbantarthatónak kell lennie</w:t>
-      </w:r>
-      <w:r>
+        <w:t>A fejlesztés során be kell tartani a modern webes fejlesztési elveket, a reszponzív design elvét és a biztonsági irányelveket. A kódnak könnyen olvashatónak és karbantarthatónak kell lennie, ennek következtében be kell tartani a tiszta kód elvét.</w:t>
+      </w:r>
+    </w:p>
+    <w:p>
+      <w:pPr>
         <w:rPr>
           <w:lang w:eastAsia="hu-HU"/>
         </w:rPr>
-        <w:t>, e</w:t>
-      </w:r>
+      </w:pPr>
       <w:r>
         <w:rPr>
           <w:lang w:eastAsia="hu-HU"/>
         </w:rPr>
-        <w:t>nnek következtében be kell tartani a tiszta kód elvét.</w:t>
+        <w:t>A weboldalon az adminisztrátor számára szerkeszthető a felhasználók adatai, jóvá tudják hagyni a felhasználó kérelmeit, ha feltöltik a megfelelő dokumentumokat: kedvezményre feljogosító vagy cukorbetegséget igazoló dokumentum.</w:t>
       </w:r>
     </w:p>
     <w:p>
@@ -2203,165 +2092,21 @@
         <w:rPr>
           <w:lang w:eastAsia="hu-HU"/>
         </w:rPr>
-        <w:t xml:space="preserve">A weboldalon az adminisztrátor számára szerkeszthető </w:t>
-      </w:r>
+        <w:t xml:space="preserve">A felhasználók lehetnek tanárok és tanulók, iskolai dolgozók. Először regisztrálnia kell a felhasználónak az iskolai email címével, hogy használni tudja a felületet. Ez a kérelem jóváhagyásra kerül az </w:t>
+      </w:r>
+      <w:proofErr w:type="spellStart"/>
       <w:r>
         <w:rPr>
           <w:lang w:eastAsia="hu-HU"/>
         </w:rPr>
-        <w:t>az étlap</w:t>
-      </w:r>
+        <w:t>admin</w:t>
+      </w:r>
+      <w:proofErr w:type="spellEnd"/>
       <w:r>
         <w:rPr>
           <w:lang w:eastAsia="hu-HU"/>
         </w:rPr>
-        <w:t xml:space="preserve">, </w:t>
-      </w:r>
-      <w:r>
-        <w:rPr>
-          <w:lang w:eastAsia="hu-HU"/>
-        </w:rPr>
-        <w:t>az ételek és a felhasználók adatai</w:t>
-      </w:r>
-      <w:r>
-        <w:rPr>
-          <w:lang w:eastAsia="hu-HU"/>
-        </w:rPr>
-        <w:t xml:space="preserve">. Az étkezésterv összeállítása az </w:t>
-      </w:r>
-      <w:r>
-        <w:rPr>
-          <w:lang w:eastAsia="hu-HU"/>
-        </w:rPr>
-        <w:t>Ő</w:t>
-      </w:r>
-      <w:r>
-        <w:rPr>
-          <w:lang w:eastAsia="hu-HU"/>
-        </w:rPr>
-        <w:t xml:space="preserve"> hatásköre, </w:t>
-      </w:r>
-      <w:r>
-        <w:rPr>
-          <w:lang w:eastAsia="hu-HU"/>
-        </w:rPr>
-        <w:t>vagyis,</w:t>
-      </w:r>
-      <w:r>
-        <w:rPr>
-          <w:lang w:eastAsia="hu-HU"/>
-        </w:rPr>
-        <w:t xml:space="preserve"> hogy melyik osztály mikor ebédel.</w:t>
-      </w:r>
-    </w:p>
-    <w:p>
-      <w:pPr>
-        <w:rPr>
-          <w:lang w:eastAsia="hu-HU"/>
-        </w:rPr>
-      </w:pPr>
-      <w:r>
-        <w:rPr>
-          <w:lang w:eastAsia="hu-HU"/>
-        </w:rPr>
-        <w:t>Először regisztrálnia kell a felhasználónak</w:t>
-      </w:r>
-      <w:r>
-        <w:rPr>
-          <w:lang w:eastAsia="hu-HU"/>
-        </w:rPr>
-        <w:t xml:space="preserve"> az iskolai email </w:t>
-      </w:r>
-      <w:r>
-        <w:rPr>
-          <w:lang w:eastAsia="hu-HU"/>
-        </w:rPr>
-        <w:t xml:space="preserve">címével, </w:t>
-      </w:r>
-      <w:r>
-        <w:rPr>
-          <w:lang w:eastAsia="hu-HU"/>
-        </w:rPr>
-        <w:t>ami</w:t>
-      </w:r>
-      <w:r>
-        <w:rPr>
-          <w:lang w:eastAsia="hu-HU"/>
-        </w:rPr>
-        <w:t xml:space="preserve"> jóváhagyásra kerül</w:t>
-      </w:r>
-      <w:r>
-        <w:rPr>
-          <w:lang w:eastAsia="hu-HU"/>
-        </w:rPr>
-        <w:t xml:space="preserve">. </w:t>
-      </w:r>
-      <w:r>
-        <w:rPr>
-          <w:lang w:eastAsia="hu-HU"/>
-        </w:rPr>
-        <w:t xml:space="preserve">Ennek következtében a felhasználó adatai az „iskolai adatbázisból” feltöltődik. </w:t>
-      </w:r>
-      <w:r>
-        <w:rPr>
-          <w:lang w:eastAsia="hu-HU"/>
-        </w:rPr>
-        <w:t>Bejelentkezés után</w:t>
-      </w:r>
-      <w:r>
-        <w:rPr>
-          <w:lang w:eastAsia="hu-HU"/>
-        </w:rPr>
-        <w:t xml:space="preserve"> </w:t>
-      </w:r>
-      <w:r>
-        <w:rPr>
-          <w:lang w:eastAsia="hu-HU"/>
-        </w:rPr>
-        <w:t xml:space="preserve">előre meg tudja rendelni </w:t>
-      </w:r>
-      <w:r>
-        <w:rPr>
-          <w:lang w:eastAsia="hu-HU"/>
-        </w:rPr>
-        <w:t xml:space="preserve">vagy le tudja mondani </w:t>
-      </w:r>
-      <w:r>
-        <w:rPr>
-          <w:lang w:eastAsia="hu-HU"/>
-        </w:rPr>
-        <w:t>a következő időszakra az étkezéseit.</w:t>
-      </w:r>
-      <w:r>
-        <w:rPr>
-          <w:lang w:eastAsia="hu-HU"/>
-        </w:rPr>
-        <w:t xml:space="preserve"> </w:t>
-      </w:r>
-      <w:r>
-        <w:rPr>
-          <w:lang w:eastAsia="hu-HU"/>
-        </w:rPr>
-        <w:t>A felhasználók lehetnek tanárok és diákok</w:t>
-      </w:r>
-      <w:r>
-        <w:rPr>
-          <w:lang w:eastAsia="hu-HU"/>
-        </w:rPr>
-        <w:t>.</w:t>
-      </w:r>
-    </w:p>
-    <w:p>
-      <w:pPr>
-        <w:rPr>
-          <w:lang w:eastAsia="hu-HU"/>
-        </w:rPr>
-      </w:pPr>
-      <w:r>
-        <w:rPr>
-          <w:lang w:eastAsia="hu-HU"/>
-        </w:rPr>
-        <w:t>Az elkészülő és az elkészült megoldásról dokumentáció és tesztelés szükséges.</w:t>
+        <w:t xml:space="preserve"> által, így nincs szükség két lépcsős regisztrációra. Bejelentkezés után előre meg tudja rendelni vagy le tudja mondani a következő időszakra az étkezéseit. Van lehetősége megtekinteni a heti és napi menüket a tájékozottság érdekében. Az egészségügyi szempontokat figyelembe véve, a felhasználónak van lehetősége, hogy bejelölje saját magának, hogy milyen étel allergiái vannak. Ez azért lényeges, mert a rendszer figyelmezteti a felhasználót rendelés közben, hogy mely ételekben találhatóak meg a választott allergének.</w:t>
       </w:r>
     </w:p>
     <w:p>
@@ -2369,100 +2114,78 @@
         <w:pStyle w:val="Cmsor1"/>
         <w:ind w:left="0"/>
       </w:pPr>
-      <w:bookmarkStart w:id="23" w:name="_Toc208994364"/>
-      <w:bookmarkStart w:id="24" w:name="_Toc208994427"/>
-      <w:bookmarkStart w:id="25" w:name="_Toc210651559"/>
+      <w:bookmarkStart w:id="22" w:name="_Toc208994364"/>
+      <w:bookmarkStart w:id="23" w:name="_Toc208994427"/>
+      <w:bookmarkStart w:id="24" w:name="_Toc210651559"/>
       <w:r>
         <w:lastRenderedPageBreak/>
         <w:t>Szoftverspecifikáció</w:t>
       </w:r>
+      <w:bookmarkEnd w:id="22"/>
       <w:bookmarkEnd w:id="23"/>
       <w:bookmarkEnd w:id="24"/>
+    </w:p>
+    <w:p>
+      <w:pPr>
+        <w:pStyle w:val="Cmsor2"/>
+      </w:pPr>
+      <w:bookmarkStart w:id="25" w:name="_Toc208994363"/>
+      <w:bookmarkStart w:id="26" w:name="_Toc208994426"/>
+      <w:bookmarkStart w:id="27" w:name="_Toc210651560"/>
+      <w:r>
+        <w:t>Modulok</w:t>
+      </w:r>
       <w:bookmarkEnd w:id="25"/>
-    </w:p>
-    <w:p>
-      <w:pPr>
-        <w:pStyle w:val="Cmsor2"/>
-      </w:pPr>
-      <w:bookmarkStart w:id="26" w:name="_Toc208994363"/>
-      <w:bookmarkStart w:id="27" w:name="_Toc208994426"/>
-      <w:bookmarkStart w:id="28" w:name="_Toc210651560"/>
-      <w:r>
-        <w:t>Modulok</w:t>
-      </w:r>
       <w:bookmarkEnd w:id="26"/>
       <w:bookmarkEnd w:id="27"/>
+    </w:p>
+    <w:p>
+      <w:pPr>
+        <w:pStyle w:val="Nincstrkz"/>
+      </w:pPr>
+      <w:r>
+        <w:t>Regisztráció és bejelentkezés</w:t>
+      </w:r>
+    </w:p>
+    <w:p>
+      <w:pPr>
+        <w:pStyle w:val="Nincstrkz"/>
+        <w:rPr>
+          <w:lang w:eastAsia="en-US"/>
+        </w:rPr>
+      </w:pPr>
+      <w:r>
+        <w:t>Étlapkezelés (menü opciók, allergének)</w:t>
+      </w:r>
+    </w:p>
+    <w:p>
+      <w:pPr>
+        <w:pStyle w:val="Nincstrkz"/>
+      </w:pPr>
+      <w:r>
+        <w:t>Rendelési és lemondási rendszer</w:t>
+      </w:r>
+    </w:p>
+    <w:p>
+      <w:pPr>
+        <w:pStyle w:val="Nincstrkz"/>
+        <w:rPr>
+          <w:lang w:eastAsia="en-US"/>
+        </w:rPr>
+      </w:pPr>
+      <w:r>
+        <w:t>Ebédkártya vagy telefon leolvasás</w:t>
+      </w:r>
+    </w:p>
+    <w:p>
+      <w:pPr>
+        <w:pStyle w:val="Cmsor2"/>
+      </w:pPr>
+      <w:bookmarkStart w:id="28" w:name="_Toc210651561"/>
+      <w:r>
+        <w:t>Felhasználói felület</w:t>
+      </w:r>
       <w:bookmarkEnd w:id="28"/>
-    </w:p>
-    <w:p>
-      <w:pPr>
-        <w:pStyle w:val="Nincstrkz"/>
-      </w:pPr>
-      <w:r>
-        <w:t>Regisztráció és bejelentkezés</w:t>
-      </w:r>
-    </w:p>
-    <w:p>
-      <w:pPr>
-        <w:pStyle w:val="Nincstrkz"/>
-        <w:rPr>
-          <w:lang w:eastAsia="en-US"/>
-        </w:rPr>
-      </w:pPr>
-      <w:r>
-        <w:t>Étlapkezelés (menü opciók, allergének)</w:t>
-      </w:r>
-    </w:p>
-    <w:p>
-      <w:pPr>
-        <w:pStyle w:val="Nincstrkz"/>
-      </w:pPr>
-      <w:r>
-        <w:t>Étkezésterv (ki melyik szünetben eszik)</w:t>
-      </w:r>
-    </w:p>
-    <w:p>
-      <w:pPr>
-        <w:pStyle w:val="Nincstrkz"/>
-      </w:pPr>
-      <w:r>
-        <w:t>Rendelési és lemondási rendszer</w:t>
-      </w:r>
-    </w:p>
-    <w:p>
-      <w:pPr>
-        <w:pStyle w:val="Nincstrkz"/>
-        <w:rPr>
-          <w:lang w:eastAsia="en-US"/>
-        </w:rPr>
-      </w:pPr>
-      <w:r>
-        <w:t xml:space="preserve">Ebédkártya vagy telefon </w:t>
-      </w:r>
-      <w:r>
-        <w:t>leolvasás</w:t>
-      </w:r>
-    </w:p>
-    <w:p>
-      <w:pPr>
-        <w:pStyle w:val="Nincstrkz"/>
-        <w:rPr>
-          <w:lang w:eastAsia="en-US"/>
-        </w:rPr>
-      </w:pPr>
-      <w:r>
-        <w:t>Fizetés</w:t>
-      </w:r>
-    </w:p>
-    <w:p>
-      <w:pPr>
-        <w:pStyle w:val="Cmsor2"/>
-      </w:pPr>
-      <w:bookmarkStart w:id="29" w:name="_Toc210651561"/>
-      <w:r>
-        <w:t>Felhasználói felület</w:t>
-      </w:r>
-      <w:bookmarkEnd w:id="29"/>
     </w:p>
     <w:p>
       <w:r>
@@ -2473,7 +2196,7 @@
           <w:b/>
           <w:bCs/>
         </w:rPr>
-        <w:t>diákok</w:t>
+        <w:t>tanulók</w:t>
       </w:r>
       <w:r>
         <w:t xml:space="preserve"> és a </w:t>
@@ -2486,174 +2209,102 @@
         <w:t>tanárok</w:t>
       </w:r>
       <w:r>
-        <w:t xml:space="preserve"> számára lesz elérhető, egyszeri regisztráció,</w:t>
-      </w:r>
-      <w:r>
-        <w:t xml:space="preserve"> </w:t>
-      </w:r>
-      <w:r>
-        <w:t>majd pedig bejelentkezés után. A felhasználó látja az étlapot, egészen addig, amíg az</w:t>
-      </w:r>
-      <w:r>
-        <w:t>t az</w:t>
-      </w:r>
-      <w:r>
-        <w:t xml:space="preserve"> adminisztrátor feltöltötte. </w:t>
-      </w:r>
-      <w:r>
-        <w:t xml:space="preserve">Le tudja adni </w:t>
-      </w:r>
-      <w:r>
-        <w:t>vagy</w:t>
-      </w:r>
-      <w:r>
-        <w:t xml:space="preserve"> mondani a rendelést előre, egészen </w:t>
-      </w:r>
-      <w:r>
         <w:rPr>
           <w:b/>
           <w:bCs/>
         </w:rPr>
-        <w:t>10 óráig</w:t>
-      </w:r>
-      <w:r>
-        <w:t>, amikor a konyha lekéri a rendelések számát</w:t>
-      </w:r>
-      <w:r>
-        <w:t xml:space="preserve"> a </w:t>
+        <w:t>/iskolai dolgozók</w:t>
+      </w:r>
+      <w:r>
+        <w:t xml:space="preserve"> számára lesz elérhető, egyszeri regisztráció, majd pedig bejelentkezés után. A felhasználó látja az étlapot, egészen addig, amíg azt az étkeztető fél feltöltötte. Le tudja adni vagy mondani a rendelést előre, egészen </w:t>
       </w:r>
       <w:r>
         <w:rPr>
           <w:b/>
           <w:bCs/>
         </w:rPr>
-        <w:t>következő napra</w:t>
-      </w:r>
-      <w:r>
-        <w:t xml:space="preserve">. </w:t>
-      </w:r>
-      <w:r>
-        <w:t xml:space="preserve">A </w:t>
-      </w:r>
-      <w:r>
-        <w:t>felületen a felhasználó látja az adott menühöz tartozó allergének információit, illetve egy ada</w:t>
-      </w:r>
-      <w:r>
-        <w:t>g</w:t>
-      </w:r>
-      <w:r>
-        <w:t xml:space="preserve"> átlagos tápérték tartalmát (kj/kcal, szénhidrátok, </w:t>
-      </w:r>
-      <w:r>
-        <w:t>fehérjék</w:t>
-      </w:r>
-      <w:r>
-        <w:t xml:space="preserve"> stb.). Diák esetén időzített ebédelés van, </w:t>
-      </w:r>
-      <w:r>
-        <w:t>azonban a diák egyéb elfoglaltság miatt (pl.: időpontja van orvoshoz, sportolni megy) kérvényezhet időpont módosítást.</w:t>
-      </w:r>
-      <w:r>
-        <w:t xml:space="preserve"> A hónap végén kiállított számlát meg tudja tekinteni, le tudja tölteni, illetve az étkezésének árát ki tudja fizetni bankkártyával vagy az iskolai adminisztrátornál készpénzzel, ha erre az intézmény foglalkoztat egy személy.</w:t>
-      </w:r>
-    </w:p>
-    <w:p>
-      <w:pPr>
-        <w:pStyle w:val="Cmsor2"/>
-      </w:pPr>
-      <w:bookmarkStart w:id="30" w:name="_Toc210651562"/>
-      <w:r>
-        <w:t>Adminisztrációs felület</w:t>
-      </w:r>
-      <w:bookmarkEnd w:id="30"/>
-    </w:p>
-    <w:p>
-      <w:r>
-        <w:t xml:space="preserve">Az adminisztrátor felelős az oldallal kapcsolatos </w:t>
+        <w:t>10 óráig</w:t>
+      </w:r>
+      <w:r>
+        <w:t xml:space="preserve">, amikor a konyha lekéri a rendelések számát a </w:t>
       </w:r>
       <w:r>
         <w:rPr>
           <w:b/>
           <w:bCs/>
         </w:rPr>
+        <w:t>következő napra</w:t>
+      </w:r>
+      <w:r>
+        <w:t>. A felületen a felhasználó látja az adott menühöz tartozó allergének információit, illetve egy adag átlagos tápérték tartalmát (kcal, szénhidrátok, fehérjék stb.). Az adott hónapban kiállított számlát meg tudja tekinteni, le tudja tölteni. A cukorbetegek számára a megoldás az, hogy az A menüt kapják cukormentes változatban</w:t>
+      </w:r>
+    </w:p>
+    <w:p>
+      <w:pPr>
+        <w:pStyle w:val="Cmsor2"/>
+      </w:pPr>
+      <w:bookmarkStart w:id="29" w:name="_Toc210651562"/>
+      <w:r>
+        <w:t>Adminisztrációs felület</w:t>
+      </w:r>
+      <w:bookmarkEnd w:id="29"/>
+    </w:p>
+    <w:p>
+      <w:r>
+        <w:t xml:space="preserve">Az adminisztrátor felelős az oldallal kapcsolatos </w:t>
+      </w:r>
+      <w:r>
+        <w:rPr>
+          <w:b/>
+          <w:bCs/>
+        </w:rPr>
         <w:t>minden adminisztratív feladat ellátásáért</w:t>
       </w:r>
       <w:r>
-        <w:t>. Adminisztrátori hozzáféréssel ren</w:t>
-      </w:r>
-      <w:r>
-        <w:t xml:space="preserve">delkező személy alkalmas arra, hogy jóváhagyja a felhasználói regisztrációkat, </w:t>
-      </w:r>
-      <w:r>
-        <w:t>illetve elfogadja vagy elutasítja a diákok által érkezett kérvényeket az időpont változtatáshoz. Fel</w:t>
-      </w:r>
-      <w:r>
-        <w:t xml:space="preserve"> </w:t>
-      </w:r>
-      <w:r>
-        <w:t>tudja tölteni az étlapot, amit szerkeszteni is</w:t>
-      </w:r>
-      <w:r>
-        <w:t xml:space="preserve"> tud</w:t>
-      </w:r>
-      <w:r>
-        <w:t xml:space="preserve">. </w:t>
-      </w:r>
-      <w:r>
-        <w:t>A menük ételekből állnak össze, amiket külön tud szerkeszteni vagy ha még nincs, hozzá tudja adni az adatbázishoz. Az adminisztrátor kezelni</w:t>
-      </w:r>
-      <w:r>
-        <w:t xml:space="preserve"> </w:t>
-      </w:r>
-      <w:r>
-        <w:t>a felületen a rendeléseket, és be tud állítani étkezési ütemtervet az osztályokhoz.</w:t>
+        <w:t>. Adminisztrátori hozzáféréssel rendelkező személy alkalmas arra, hogy jóváhagyja a felhasználói regisztrációkat, illetve elfogadja vagy elutasítja a diákok által érkezett dokumentumokat. Van jogosultsága szerkeszteni a felhasználók adatait változás esetén. A számlák legenerálása is az Ő hatásköre, amiket automatikusan kiküld a rendszer a felhasználók számára az oldalon belül.</w:t>
       </w:r>
     </w:p>
     <w:p>
       <w:pPr>
         <w:pStyle w:val="Cmsor2"/>
       </w:pPr>
-      <w:bookmarkStart w:id="31" w:name="_Toc210651563"/>
+      <w:bookmarkStart w:id="30" w:name="_Toc210651563"/>
+      <w:r>
+        <w:t>Étkeztetői felület</w:t>
+      </w:r>
+      <w:bookmarkEnd w:id="30"/>
+    </w:p>
+    <w:p>
+      <w:r>
+        <w:t>Kezeli az ételeket és az összetevőket. Ennek következtében fel is tudja tölteni az étlapot, amit szerkeszteni is tud. Minden nap le tudja kérni az addig leadott rendelés számát (10:00), hogy tudja, miből mennyit kell készítenie. Számításba van véve, hogy a cukorbetegek számára cukormentes étkezést kell biztosítani, ezért minden alkalommal az A menüből lesz készítve cukormentes verzió.</w:t>
+      </w:r>
+    </w:p>
+    <w:p>
+      <w:pPr>
+        <w:pStyle w:val="Cmsor2"/>
+      </w:pPr>
+      <w:bookmarkStart w:id="31" w:name="_Toc208994365"/>
+      <w:bookmarkStart w:id="32" w:name="_Toc208994428"/>
+      <w:bookmarkStart w:id="33" w:name="_Toc210651564"/>
       <w:r>
         <w:lastRenderedPageBreak/>
-        <w:t xml:space="preserve">Étkeztetői </w:t>
-      </w:r>
-      <w:r>
-        <w:t>felület</w:t>
+        <w:t>Megjelenés</w:t>
       </w:r>
       <w:bookmarkEnd w:id="31"/>
-    </w:p>
-    <w:p>
-      <w:r>
-        <w:t xml:space="preserve">Az étkeztetőnek van a legszűkebb hozzáférése a rendszerhez. Minden nap le </w:t>
-      </w:r>
-      <w:r>
-        <w:t>tudja kérni az addig leadott rendelést (10:00). Ezek után a konyha tudni fogja, hogy miből mennyit kell rendelnie. Az étkeztető látja az étlaptervezetet, és ha esetleg hiány keletkezik a beszállítótól, lehetősége van módosítani az étlapot.</w:t>
-      </w:r>
-    </w:p>
-    <w:p>
-      <w:pPr>
-        <w:pStyle w:val="Cmsor2"/>
-      </w:pPr>
-      <w:bookmarkStart w:id="32" w:name="_Toc208994365"/>
-      <w:bookmarkStart w:id="33" w:name="_Toc208994428"/>
-      <w:bookmarkStart w:id="34" w:name="_Toc210651564"/>
-      <w:r>
-        <w:t>Megjelenés</w:t>
-      </w:r>
       <w:bookmarkEnd w:id="32"/>
       <w:bookmarkEnd w:id="33"/>
-      <w:bookmarkEnd w:id="34"/>
-    </w:p>
-    <w:p>
-      <w:r>
-        <w:t>A weboldal felhasználói felületének megtervezés</w:t>
-      </w:r>
-      <w:r>
-        <w:t>éhez</w:t>
-      </w:r>
-      <w:r>
-        <w:t xml:space="preserve"> a Canva és a Figma nevű eszközöket alkalmazzuk. Ennek köszönhetően átgondolt vizuális tervekkel tudunk majd dolgozni.</w:t>
+    </w:p>
+    <w:p>
+      <w:r>
+        <w:t xml:space="preserve">A weboldal felhasználói felületének megtervezéséhez a </w:t>
+      </w:r>
+      <w:proofErr w:type="spellStart"/>
+      <w:r>
+        <w:t>Canva</w:t>
+      </w:r>
+      <w:proofErr w:type="spellEnd"/>
+      <w:r>
+        <w:t xml:space="preserve"> nevű eszközt alkalmaztuk. Ennek köszönhetően átgondolt vizuális tervekkel tudtunk dolgozni.</w:t>
       </w:r>
     </w:p>
     <w:p>
@@ -2666,13 +2317,7 @@
         <w:ind w:left="714"/>
       </w:pPr>
       <w:r>
-        <w:t>A cél, hogy egy olyan weboldalt hozzunk létre, ami könnyen kezelhető és átlátható mind a felhasználóknak, az adminisztrátornak és az étkeztetést kezelő</w:t>
-      </w:r>
-      <w:r>
-        <w:t xml:space="preserve"> félnek</w:t>
-      </w:r>
-      <w:r>
-        <w:t>.</w:t>
+        <w:t>A cél, hogy egy olyan weboldalt hozzunk létre, ami könnyen kezelhető és átlátható mind a felhasználóknak, az adminisztrátornak és az étkeztetést kezelő félnek.</w:t>
       </w:r>
     </w:p>
     <w:p>
@@ -2688,10 +2333,7 @@
         <w:pStyle w:val="Nincstrkz"/>
       </w:pPr>
       <w:r>
-        <w:t xml:space="preserve">Bejelentkezés </w:t>
-      </w:r>
-      <w:r>
-        <w:t>és regisztrációs felület</w:t>
+        <w:t>Bejelentkezés és regisztrációs felület</w:t>
       </w:r>
     </w:p>
     <w:p>
@@ -2699,10 +2341,7 @@
         <w:pStyle w:val="Nincstrkz"/>
       </w:pPr>
       <w:r>
-        <w:t xml:space="preserve">Egyszerű </w:t>
-      </w:r>
-      <w:r>
-        <w:t>rendeléskezelés</w:t>
+        <w:t>Egyszerű rendeléskezelés</w:t>
       </w:r>
     </w:p>
     <w:p>
@@ -2717,28 +2356,22 @@
       <w:pPr>
         <w:pStyle w:val="Cmsor2"/>
       </w:pPr>
-      <w:bookmarkStart w:id="35" w:name="_Toc208994366"/>
-      <w:bookmarkStart w:id="36" w:name="_Toc208994429"/>
-      <w:bookmarkStart w:id="37" w:name="_Toc210651565"/>
+      <w:bookmarkStart w:id="34" w:name="_Toc208994366"/>
+      <w:bookmarkStart w:id="35" w:name="_Toc208994429"/>
+      <w:bookmarkStart w:id="36" w:name="_Toc210651565"/>
       <w:r>
         <w:t>Funkciók</w:t>
       </w:r>
+      <w:bookmarkEnd w:id="34"/>
       <w:bookmarkEnd w:id="35"/>
       <w:bookmarkEnd w:id="36"/>
-      <w:bookmarkEnd w:id="37"/>
     </w:p>
     <w:p>
       <w:pPr>
         <w:pStyle w:val="Nincstrkz"/>
       </w:pPr>
       <w:r>
-        <w:t>Regisztráció és bejelentkezés több szerepkörrel (adminisztrátor, felhasználó</w:t>
-      </w:r>
-      <w:r>
-        <w:t>, étkeztető</w:t>
-      </w:r>
-      <w:r>
-        <w:t>)</w:t>
+        <w:t>Regisztráció és bejelentkezés több szerepkörrel (adminisztrátor, konyha, felhasználók)</w:t>
       </w:r>
     </w:p>
     <w:p>
@@ -2748,9 +2381,6 @@
       <w:r>
         <w:t>Heti menü megtekintése napokra bontva</w:t>
       </w:r>
-      <w:r>
-        <w:t xml:space="preserve"> két ételopcióval</w:t>
-      </w:r>
     </w:p>
     <w:p>
       <w:pPr>
@@ -2790,45 +2420,7 @@
         <w:pStyle w:val="Nincstrkz"/>
       </w:pPr>
       <w:r>
-        <w:t>Értékelési rendszer (1-5 csillag)</w:t>
-      </w:r>
-    </w:p>
-    <w:p>
-      <w:pPr>
-        <w:pStyle w:val="Nincstrkz"/>
-      </w:pPr>
-      <w:r>
         <w:t>Kódleolvasás ebédátvételkor hardver használatával (RFID-olvasó)</w:t>
-      </w:r>
-    </w:p>
-    <w:p>
-      <w:pPr>
-        <w:pStyle w:val="Nincstrkz"/>
-      </w:pPr>
-      <w:r>
-        <w:t>Fizetés</w:t>
-      </w:r>
-      <w:r>
-        <w:t xml:space="preserve"> </w:t>
-      </w:r>
-      <w:r>
-        <w:t>(</w:t>
-      </w:r>
-      <w:proofErr w:type="spellStart"/>
-      <w:r>
-        <w:t>Simple</w:t>
-      </w:r>
-      <w:proofErr w:type="spellEnd"/>
-      <w:r>
-        <w:t xml:space="preserve"> </w:t>
-      </w:r>
-      <w:proofErr w:type="spellStart"/>
-      <w:r>
-        <w:t>Pay</w:t>
-      </w:r>
-      <w:proofErr w:type="spellEnd"/>
-      <w:r>
-        <w:t>, Bankkártya)</w:t>
       </w:r>
     </w:p>
     <w:p>
@@ -2857,26 +2449,23 @@
       <w:pPr>
         <w:pStyle w:val="Cmsor2"/>
       </w:pPr>
-      <w:bookmarkStart w:id="38" w:name="_Toc208994367"/>
-      <w:bookmarkStart w:id="39" w:name="_Toc208994430"/>
-      <w:bookmarkStart w:id="40" w:name="_Toc210651566"/>
+      <w:bookmarkStart w:id="37" w:name="_Toc208994367"/>
+      <w:bookmarkStart w:id="38" w:name="_Toc208994430"/>
+      <w:bookmarkStart w:id="39" w:name="_Toc210651566"/>
       <w:r>
         <w:lastRenderedPageBreak/>
         <w:t xml:space="preserve">Jövőbeli fejlesztési </w:t>
       </w:r>
+      <w:bookmarkEnd w:id="37"/>
       <w:bookmarkEnd w:id="38"/>
+      <w:r>
+        <w:t>lehetőségek</w:t>
+      </w:r>
       <w:bookmarkEnd w:id="39"/>
-      <w:r>
-        <w:t>lehetőségek</w:t>
-      </w:r>
-      <w:bookmarkEnd w:id="40"/>
-    </w:p>
-    <w:p>
-      <w:r>
-        <w:t>A jövőre nézve a projekt</w:t>
-      </w:r>
-      <w:r>
-        <w:t xml:space="preserve"> rengeteg fejlesztési lehetőséggel rendelkezik, amik még gördülékenyebbé, kényelmesebbé és egyszerűbbé tennék az alkalmazás használatát. A jövőbéli fejlesztési lehetőségek az alábbiak:</w:t>
+    </w:p>
+    <w:p>
+      <w:r>
+        <w:t>A jövőre nézve a projekt rengeteg fejlesztési lehetőséggel rendelkezik, amik még gördülékenyebbé, kényelmesebbé és egyszerűbbé tennék az alkalmazás használatát. A jövőbéli fejlesztési lehetőségek az alábbiak:</w:t>
       </w:r>
     </w:p>
     <w:p>
@@ -2884,7 +2473,13 @@
         <w:pStyle w:val="Nincstrkz"/>
       </w:pPr>
       <w:r>
-        <w:t>Értesítések (fizetésről)</w:t>
+        <w:t xml:space="preserve">Értesítések </w:t>
+      </w:r>
+      <w:r>
+        <w:t xml:space="preserve">email-ben </w:t>
+      </w:r>
+      <w:r>
+        <w:t>(fizetésről)</w:t>
       </w:r>
     </w:p>
     <w:p>
@@ -2927,10 +2522,7 @@
         <w:pStyle w:val="Nincstrkz"/>
       </w:pPr>
       <w:r>
-        <w:t>Legjobban értékelt</w:t>
-      </w:r>
-      <w:r>
-        <w:t xml:space="preserve"> ételek kijelzése a diákoknak</w:t>
+        <w:t>Legjobban értékelt ételek kijelzése a diákoknak</w:t>
       </w:r>
     </w:p>
     <w:p>
@@ -2945,12 +2537,12 @@
       <w:pPr>
         <w:pStyle w:val="Cmsor1"/>
       </w:pPr>
-      <w:bookmarkStart w:id="41" w:name="_Toc210651567"/>
+      <w:bookmarkStart w:id="40" w:name="_Toc210651567"/>
       <w:r>
         <w:lastRenderedPageBreak/>
         <w:t>Projekt adatlap</w:t>
       </w:r>
-      <w:bookmarkEnd w:id="41"/>
+      <w:bookmarkEnd w:id="40"/>
     </w:p>
     <w:p>
       <w:r>
@@ -2961,7 +2553,15 @@
         <w:t>Projekt neve:</w:t>
       </w:r>
       <w:r>
-        <w:t xml:space="preserve"> eMenza - Iskolai étkezéskeszelő rendszer</w:t>
+        <w:t xml:space="preserve"> </w:t>
+      </w:r>
+      <w:proofErr w:type="spellStart"/>
+      <w:r>
+        <w:t>eMenza</w:t>
+      </w:r>
+      <w:proofErr w:type="spellEnd"/>
+      <w:r>
+        <w:t xml:space="preserve"> - Iskolai étkezéskeszelő rendszer</w:t>
       </w:r>
     </w:p>
     <w:p>
@@ -3027,9 +2627,11 @@
       <w:pPr>
         <w:pStyle w:val="Nincstrkz"/>
       </w:pPr>
+      <w:proofErr w:type="spellStart"/>
       <w:r>
         <w:t>MySQL</w:t>
       </w:r>
+      <w:proofErr w:type="spellEnd"/>
     </w:p>
     <w:p>
       <w:pPr>
@@ -3052,6 +2654,15 @@
       <w:r>
         <w:t xml:space="preserve"> Atkári Ariella, Farkas Dominik</w:t>
       </w:r>
+    </w:p>
+    <w:p>
+      <w:pPr>
+        <w:pStyle w:val="Cmsor1"/>
+        <w:numPr>
+          <w:ilvl w:val="0"/>
+          <w:numId w:val="0"/>
+        </w:numPr>
+      </w:pPr>
     </w:p>
     <w:sectPr>
       <w:headerReference w:type="default" r:id="rId10"/>
@@ -3069,7 +2680,7 @@
 </file>
 
 <file path=word/endnotes.xml><?xml version="1.0" encoding="utf-8"?>
-<w:endnotes xmlns:wpc="http://schemas.microsoft.com/office/word/2010/wordprocessingCanvas" xmlns:cx="http://schemas.microsoft.com/office/drawing/2014/chartex" xmlns:cx1="http://schemas.microsoft.com/office/drawing/2015/9/8/chartex" xmlns:cx2="http://schemas.microsoft.com/office/drawing/2015/10/21/chartex" xmlns:cx3="http://schemas.microsoft.com/office/drawing/2016/5/9/chartex" xmlns:cx4="http://schemas.microsoft.com/office/drawing/2016/5/10/chartex" xmlns:cx5="http://schemas.microsoft.com/office/drawing/2016/5/11/chartex" xmlns:cx6="http://schemas.microsoft.com/office/drawing/2016/5/12/chartex" xmlns:cx7="http://schemas.microsoft.com/office/drawing/2016/5/13/chartex" xmlns:cx8="http://schemas.microsoft.com/office/drawing/2016/5/14/chartex" xmlns:mc="http://schemas.openxmlformats.org/markup-compatibility/2006" xmlns:aink="http://schemas.microsoft.com/office/drawing/2016/ink" xmlns:am3d="http://schemas.microsoft.com/office/drawing/2017/model3d" xmlns:o="urn:schemas-microsoft-com:office:office" xmlns:r="http://schemas.openxmlformats.org/officeDocument/2006/relationships" xmlns:m="http://schemas.openxmlformats.org/officeDocument/2006/math" xmlns:v="urn:schemas-microsoft-com:vml" xmlns:wp14="http://schemas.microsoft.com/office/word/2010/wordprocessingDrawing" xmlns:wp="http://schemas.openxmlformats.org/drawingml/2006/wordprocessingDrawing" xmlns:w10="urn:schemas-microsoft-com:office:word" xmlns:w="http://schemas.openxmlformats.org/wordprocessingml/2006/main" xmlns:w14="http://schemas.microsoft.com/office/word/2010/wordml" xmlns:w15="http://schemas.microsoft.com/office/word/2012/wordml" xmlns:w16cid="http://schemas.microsoft.com/office/word/2016/wordml/cid" xmlns:w16se="http://schemas.microsoft.com/office/word/2015/wordml/symex" xmlns:wpg="http://schemas.microsoft.com/office/word/2010/wordprocessingGroup" xmlns:wpi="http://schemas.microsoft.com/office/word/2010/wordprocessingInk" xmlns:wne="http://schemas.microsoft.com/office/word/2006/wordml" xmlns:wps="http://schemas.microsoft.com/office/word/2010/wordprocessingShape" mc:Ignorable="w14 w15 w16se w16cid wp14">
+<w:endnotes xmlns:wpc="http://schemas.microsoft.com/office/word/2010/wordprocessingCanvas" xmlns:cx="http://schemas.microsoft.com/office/drawing/2014/chartex" xmlns:cx1="http://schemas.microsoft.com/office/drawing/2015/9/8/chartex" xmlns:cx2="http://schemas.microsoft.com/office/drawing/2015/10/21/chartex" xmlns:cx3="http://schemas.microsoft.com/office/drawing/2016/5/9/chartex" xmlns:cx4="http://schemas.microsoft.com/office/drawing/2016/5/10/chartex" xmlns:cx5="http://schemas.microsoft.com/office/drawing/2016/5/11/chartex" xmlns:cx6="http://schemas.microsoft.com/office/drawing/2016/5/12/chartex" xmlns:cx7="http://schemas.microsoft.com/office/drawing/2016/5/13/chartex" xmlns:cx8="http://schemas.microsoft.com/office/drawing/2016/5/14/chartex" xmlns:mc="http://schemas.openxmlformats.org/markup-compatibility/2006" xmlns:aink="http://schemas.microsoft.com/office/drawing/2016/ink" xmlns:am3d="http://schemas.microsoft.com/office/drawing/2017/model3d" xmlns:o="urn:schemas-microsoft-com:office:office" xmlns:r="http://schemas.openxmlformats.org/officeDocument/2006/relationships" xmlns:m="http://schemas.openxmlformats.org/officeDocument/2006/math" xmlns:v="urn:schemas-microsoft-com:vml" xmlns:wp14="http://schemas.microsoft.com/office/word/2010/wordprocessingDrawing" xmlns:wp="http://schemas.openxmlformats.org/drawingml/2006/wordprocessingDrawing" xmlns:w10="urn:schemas-microsoft-com:office:word" xmlns:w="http://schemas.openxmlformats.org/wordprocessingml/2006/main" xmlns:w14="http://schemas.microsoft.com/office/word/2010/wordml" xmlns:w15="http://schemas.microsoft.com/office/word/2012/wordml" xmlns:w16cex="http://schemas.microsoft.com/office/word/2018/wordml/cex" xmlns:w16cid="http://schemas.microsoft.com/office/word/2016/wordml/cid" xmlns:w16="http://schemas.microsoft.com/office/word/2018/wordml" xmlns:w16sdtdh="http://schemas.microsoft.com/office/word/2020/wordml/sdtdatahash" xmlns:w16se="http://schemas.microsoft.com/office/word/2015/wordml/symex" xmlns:wpg="http://schemas.microsoft.com/office/word/2010/wordprocessingGroup" xmlns:wpi="http://schemas.microsoft.com/office/word/2010/wordprocessingInk" xmlns:wne="http://schemas.microsoft.com/office/word/2006/wordml" xmlns:wps="http://schemas.microsoft.com/office/word/2010/wordprocessingShape" mc:Ignorable="w14 w15 w16se w16cid w16 w16cex w16sdtdh wp14">
   <w:endnote w:type="separator" w:id="-1">
     <w:p>
       <w:pPr>
@@ -3094,7 +2705,7 @@
 </file>
 
 <file path=word/footer1.xml><?xml version="1.0" encoding="utf-8"?>
-<w:ftr xmlns:wpc="http://schemas.microsoft.com/office/word/2010/wordprocessingCanvas" xmlns:cx="http://schemas.microsoft.com/office/drawing/2014/chartex" xmlns:cx1="http://schemas.microsoft.com/office/drawing/2015/9/8/chartex" xmlns:cx2="http://schemas.microsoft.com/office/drawing/2015/10/21/chartex" xmlns:cx3="http://schemas.microsoft.com/office/drawing/2016/5/9/chartex" xmlns:cx4="http://schemas.microsoft.com/office/drawing/2016/5/10/chartex" xmlns:cx5="http://schemas.microsoft.com/office/drawing/2016/5/11/chartex" xmlns:cx6="http://schemas.microsoft.com/office/drawing/2016/5/12/chartex" xmlns:cx7="http://schemas.microsoft.com/office/drawing/2016/5/13/chartex" xmlns:cx8="http://schemas.microsoft.com/office/drawing/2016/5/14/chartex" xmlns:mc="http://schemas.openxmlformats.org/markup-compatibility/2006" xmlns:aink="http://schemas.microsoft.com/office/drawing/2016/ink" xmlns:am3d="http://schemas.microsoft.com/office/drawing/2017/model3d" xmlns:o="urn:schemas-microsoft-com:office:office" xmlns:r="http://schemas.openxmlformats.org/officeDocument/2006/relationships" xmlns:m="http://schemas.openxmlformats.org/officeDocument/2006/math" xmlns:v="urn:schemas-microsoft-com:vml" xmlns:wp14="http://schemas.microsoft.com/office/word/2010/wordprocessingDrawing" xmlns:wp="http://schemas.openxmlformats.org/drawingml/2006/wordprocessingDrawing" xmlns:w10="urn:schemas-microsoft-com:office:word" xmlns:w="http://schemas.openxmlformats.org/wordprocessingml/2006/main" xmlns:w14="http://schemas.microsoft.com/office/word/2010/wordml" xmlns:w15="http://schemas.microsoft.com/office/word/2012/wordml" xmlns:w16cid="http://schemas.microsoft.com/office/word/2016/wordml/cid" xmlns:w16se="http://schemas.microsoft.com/office/word/2015/wordml/symex" xmlns:wpg="http://schemas.microsoft.com/office/word/2010/wordprocessingGroup" xmlns:wpi="http://schemas.microsoft.com/office/word/2010/wordprocessingInk" xmlns:wne="http://schemas.microsoft.com/office/word/2006/wordml" xmlns:wps="http://schemas.microsoft.com/office/word/2010/wordprocessingShape" mc:Ignorable="w14 w15 w16se w16cid wp14">
+<w:ftr xmlns:wpc="http://schemas.microsoft.com/office/word/2010/wordprocessingCanvas" xmlns:cx="http://schemas.microsoft.com/office/drawing/2014/chartex" xmlns:cx1="http://schemas.microsoft.com/office/drawing/2015/9/8/chartex" xmlns:cx2="http://schemas.microsoft.com/office/drawing/2015/10/21/chartex" xmlns:cx3="http://schemas.microsoft.com/office/drawing/2016/5/9/chartex" xmlns:cx4="http://schemas.microsoft.com/office/drawing/2016/5/10/chartex" xmlns:cx5="http://schemas.microsoft.com/office/drawing/2016/5/11/chartex" xmlns:cx6="http://schemas.microsoft.com/office/drawing/2016/5/12/chartex" xmlns:cx7="http://schemas.microsoft.com/office/drawing/2016/5/13/chartex" xmlns:cx8="http://schemas.microsoft.com/office/drawing/2016/5/14/chartex" xmlns:mc="http://schemas.openxmlformats.org/markup-compatibility/2006" xmlns:aink="http://schemas.microsoft.com/office/drawing/2016/ink" xmlns:am3d="http://schemas.microsoft.com/office/drawing/2017/model3d" xmlns:o="urn:schemas-microsoft-com:office:office" xmlns:r="http://schemas.openxmlformats.org/officeDocument/2006/relationships" xmlns:m="http://schemas.openxmlformats.org/officeDocument/2006/math" xmlns:v="urn:schemas-microsoft-com:vml" xmlns:wp14="http://schemas.microsoft.com/office/word/2010/wordprocessingDrawing" xmlns:wp="http://schemas.openxmlformats.org/drawingml/2006/wordprocessingDrawing" xmlns:w10="urn:schemas-microsoft-com:office:word" xmlns:w="http://schemas.openxmlformats.org/wordprocessingml/2006/main" xmlns:w14="http://schemas.microsoft.com/office/word/2010/wordml" xmlns:w15="http://schemas.microsoft.com/office/word/2012/wordml" xmlns:w16cex="http://schemas.microsoft.com/office/word/2018/wordml/cex" xmlns:w16cid="http://schemas.microsoft.com/office/word/2016/wordml/cid" xmlns:w16="http://schemas.microsoft.com/office/word/2018/wordml" xmlns:w16sdtdh="http://schemas.microsoft.com/office/word/2020/wordml/sdtdatahash" xmlns:w16se="http://schemas.microsoft.com/office/word/2015/wordml/symex" xmlns:wpg="http://schemas.microsoft.com/office/word/2010/wordprocessingGroup" xmlns:wpi="http://schemas.microsoft.com/office/word/2010/wordprocessingInk" xmlns:wne="http://schemas.microsoft.com/office/word/2006/wordml" xmlns:wps="http://schemas.microsoft.com/office/word/2010/wordprocessingShape" mc:Ignorable="w14 w15 w16se w16cid w16 w16cex w16sdtdh wp14">
   <w:sdt>
     <w:sdtPr>
       <w:id w:val="1030842180"/>
@@ -3173,7 +2784,7 @@
                 </wp:inline>
               </w:drawing>
             </mc:Choice>
-            <mc:Fallback xmlns:w16sdtdh="http://schemas.microsoft.com/office/word/2020/wordml/sdtdatahash" xmlns:w16="http://schemas.microsoft.com/office/word/2018/wordml" xmlns:w16cex="http://schemas.microsoft.com/office/word/2018/wordml/cex">
+            <mc:Fallback>
               <w:pict>
                 <v:shapetype w14:anchorId="45C36318" id="_x0000_t110" coordsize="21600,21600" o:spt="110" path="m10800,l,10800,10800,21600,21600,10800xe">
                   <v:stroke joinstyle="miter"/>
@@ -3219,7 +2830,7 @@
 </file>
 
 <file path=word/footnotes.xml><?xml version="1.0" encoding="utf-8"?>
-<w:footnotes xmlns:wpc="http://schemas.microsoft.com/office/word/2010/wordprocessingCanvas" xmlns:cx="http://schemas.microsoft.com/office/drawing/2014/chartex" xmlns:cx1="http://schemas.microsoft.com/office/drawing/2015/9/8/chartex" xmlns:cx2="http://schemas.microsoft.com/office/drawing/2015/10/21/chartex" xmlns:cx3="http://schemas.microsoft.com/office/drawing/2016/5/9/chartex" xmlns:cx4="http://schemas.microsoft.com/office/drawing/2016/5/10/chartex" xmlns:cx5="http://schemas.microsoft.com/office/drawing/2016/5/11/chartex" xmlns:cx6="http://schemas.microsoft.com/office/drawing/2016/5/12/chartex" xmlns:cx7="http://schemas.microsoft.com/office/drawing/2016/5/13/chartex" xmlns:cx8="http://schemas.microsoft.com/office/drawing/2016/5/14/chartex" xmlns:mc="http://schemas.openxmlformats.org/markup-compatibility/2006" xmlns:aink="http://schemas.microsoft.com/office/drawing/2016/ink" xmlns:am3d="http://schemas.microsoft.com/office/drawing/2017/model3d" xmlns:o="urn:schemas-microsoft-com:office:office" xmlns:r="http://schemas.openxmlformats.org/officeDocument/2006/relationships" xmlns:m="http://schemas.openxmlformats.org/officeDocument/2006/math" xmlns:v="urn:schemas-microsoft-com:vml" xmlns:wp14="http://schemas.microsoft.com/office/word/2010/wordprocessingDrawing" xmlns:wp="http://schemas.openxmlformats.org/drawingml/2006/wordprocessingDrawing" xmlns:w10="urn:schemas-microsoft-com:office:word" xmlns:w="http://schemas.openxmlformats.org/wordprocessingml/2006/main" xmlns:w14="http://schemas.microsoft.com/office/word/2010/wordml" xmlns:w15="http://schemas.microsoft.com/office/word/2012/wordml" xmlns:w16cid="http://schemas.microsoft.com/office/word/2016/wordml/cid" xmlns:w16se="http://schemas.microsoft.com/office/word/2015/wordml/symex" xmlns:wpg="http://schemas.microsoft.com/office/word/2010/wordprocessingGroup" xmlns:wpi="http://schemas.microsoft.com/office/word/2010/wordprocessingInk" xmlns:wne="http://schemas.microsoft.com/office/word/2006/wordml" xmlns:wps="http://schemas.microsoft.com/office/word/2010/wordprocessingShape" mc:Ignorable="w14 w15 w16se w16cid wp14">
+<w:footnotes xmlns:wpc="http://schemas.microsoft.com/office/word/2010/wordprocessingCanvas" xmlns:cx="http://schemas.microsoft.com/office/drawing/2014/chartex" xmlns:cx1="http://schemas.microsoft.com/office/drawing/2015/9/8/chartex" xmlns:cx2="http://schemas.microsoft.com/office/drawing/2015/10/21/chartex" xmlns:cx3="http://schemas.microsoft.com/office/drawing/2016/5/9/chartex" xmlns:cx4="http://schemas.microsoft.com/office/drawing/2016/5/10/chartex" xmlns:cx5="http://schemas.microsoft.com/office/drawing/2016/5/11/chartex" xmlns:cx6="http://schemas.microsoft.com/office/drawing/2016/5/12/chartex" xmlns:cx7="http://schemas.microsoft.com/office/drawing/2016/5/13/chartex" xmlns:cx8="http://schemas.microsoft.com/office/drawing/2016/5/14/chartex" xmlns:mc="http://schemas.openxmlformats.org/markup-compatibility/2006" xmlns:aink="http://schemas.microsoft.com/office/drawing/2016/ink" xmlns:am3d="http://schemas.microsoft.com/office/drawing/2017/model3d" xmlns:o="urn:schemas-microsoft-com:office:office" xmlns:r="http://schemas.openxmlformats.org/officeDocument/2006/relationships" xmlns:m="http://schemas.openxmlformats.org/officeDocument/2006/math" xmlns:v="urn:schemas-microsoft-com:vml" xmlns:wp14="http://schemas.microsoft.com/office/word/2010/wordprocessingDrawing" xmlns:wp="http://schemas.openxmlformats.org/drawingml/2006/wordprocessingDrawing" xmlns:w10="urn:schemas-microsoft-com:office:word" xmlns:w="http://schemas.openxmlformats.org/wordprocessingml/2006/main" xmlns:w14="http://schemas.microsoft.com/office/word/2010/wordml" xmlns:w15="http://schemas.microsoft.com/office/word/2012/wordml" xmlns:w16cex="http://schemas.microsoft.com/office/word/2018/wordml/cex" xmlns:w16cid="http://schemas.microsoft.com/office/word/2016/wordml/cid" xmlns:w16="http://schemas.microsoft.com/office/word/2018/wordml" xmlns:w16sdtdh="http://schemas.microsoft.com/office/word/2020/wordml/sdtdatahash" xmlns:w16se="http://schemas.microsoft.com/office/word/2015/wordml/symex" xmlns:wpg="http://schemas.microsoft.com/office/word/2010/wordprocessingGroup" xmlns:wpi="http://schemas.microsoft.com/office/word/2010/wordprocessingInk" xmlns:wne="http://schemas.microsoft.com/office/word/2006/wordml" xmlns:wps="http://schemas.microsoft.com/office/word/2010/wordprocessingShape" mc:Ignorable="w14 w15 w16se w16cid w16 w16cex w16sdtdh wp14">
   <w:footnote w:type="separator" w:id="-1">
     <w:p>
       <w:pPr>
@@ -3244,7 +2855,7 @@
 </file>
 
 <file path=word/header1.xml><?xml version="1.0" encoding="utf-8"?>
-<w:hdr xmlns:wpc="http://schemas.microsoft.com/office/word/2010/wordprocessingCanvas" xmlns:cx="http://schemas.microsoft.com/office/drawing/2014/chartex" xmlns:cx1="http://schemas.microsoft.com/office/drawing/2015/9/8/chartex" xmlns:cx2="http://schemas.microsoft.com/office/drawing/2015/10/21/chartex" xmlns:cx3="http://schemas.microsoft.com/office/drawing/2016/5/9/chartex" xmlns:cx4="http://schemas.microsoft.com/office/drawing/2016/5/10/chartex" xmlns:cx5="http://schemas.microsoft.com/office/drawing/2016/5/11/chartex" xmlns:cx6="http://schemas.microsoft.com/office/drawing/2016/5/12/chartex" xmlns:cx7="http://schemas.microsoft.com/office/drawing/2016/5/13/chartex" xmlns:cx8="http://schemas.microsoft.com/office/drawing/2016/5/14/chartex" xmlns:mc="http://schemas.openxmlformats.org/markup-compatibility/2006" xmlns:aink="http://schemas.microsoft.com/office/drawing/2016/ink" xmlns:am3d="http://schemas.microsoft.com/office/drawing/2017/model3d" xmlns:o="urn:schemas-microsoft-com:office:office" xmlns:r="http://schemas.openxmlformats.org/officeDocument/2006/relationships" xmlns:m="http://schemas.openxmlformats.org/officeDocument/2006/math" xmlns:v="urn:schemas-microsoft-com:vml" xmlns:wp14="http://schemas.microsoft.com/office/word/2010/wordprocessingDrawing" xmlns:wp="http://schemas.openxmlformats.org/drawingml/2006/wordprocessingDrawing" xmlns:w10="urn:schemas-microsoft-com:office:word" xmlns:w="http://schemas.openxmlformats.org/wordprocessingml/2006/main" xmlns:w14="http://schemas.microsoft.com/office/word/2010/wordml" xmlns:w15="http://schemas.microsoft.com/office/word/2012/wordml" xmlns:w16cid="http://schemas.microsoft.com/office/word/2016/wordml/cid" xmlns:w16se="http://schemas.microsoft.com/office/word/2015/wordml/symex" xmlns:wpg="http://schemas.microsoft.com/office/word/2010/wordprocessingGroup" xmlns:wpi="http://schemas.microsoft.com/office/word/2010/wordprocessingInk" xmlns:wne="http://schemas.microsoft.com/office/word/2006/wordml" xmlns:wps="http://schemas.microsoft.com/office/word/2010/wordprocessingShape" mc:Ignorable="w14 w15 w16se w16cid wp14">
+<w:hdr xmlns:wpc="http://schemas.microsoft.com/office/word/2010/wordprocessingCanvas" xmlns:cx="http://schemas.microsoft.com/office/drawing/2014/chartex" xmlns:cx1="http://schemas.microsoft.com/office/drawing/2015/9/8/chartex" xmlns:cx2="http://schemas.microsoft.com/office/drawing/2015/10/21/chartex" xmlns:cx3="http://schemas.microsoft.com/office/drawing/2016/5/9/chartex" xmlns:cx4="http://schemas.microsoft.com/office/drawing/2016/5/10/chartex" xmlns:cx5="http://schemas.microsoft.com/office/drawing/2016/5/11/chartex" xmlns:cx6="http://schemas.microsoft.com/office/drawing/2016/5/12/chartex" xmlns:cx7="http://schemas.microsoft.com/office/drawing/2016/5/13/chartex" xmlns:cx8="http://schemas.microsoft.com/office/drawing/2016/5/14/chartex" xmlns:mc="http://schemas.openxmlformats.org/markup-compatibility/2006" xmlns:aink="http://schemas.microsoft.com/office/drawing/2016/ink" xmlns:am3d="http://schemas.microsoft.com/office/drawing/2017/model3d" xmlns:o="urn:schemas-microsoft-com:office:office" xmlns:r="http://schemas.openxmlformats.org/officeDocument/2006/relationships" xmlns:m="http://schemas.openxmlformats.org/officeDocument/2006/math" xmlns:v="urn:schemas-microsoft-com:vml" xmlns:wp14="http://schemas.microsoft.com/office/word/2010/wordprocessingDrawing" xmlns:wp="http://schemas.openxmlformats.org/drawingml/2006/wordprocessingDrawing" xmlns:w10="urn:schemas-microsoft-com:office:word" xmlns:w="http://schemas.openxmlformats.org/wordprocessingml/2006/main" xmlns:w14="http://schemas.microsoft.com/office/word/2010/wordml" xmlns:w15="http://schemas.microsoft.com/office/word/2012/wordml" xmlns:w16cex="http://schemas.microsoft.com/office/word/2018/wordml/cex" xmlns:w16cid="http://schemas.microsoft.com/office/word/2016/wordml/cid" xmlns:w16="http://schemas.microsoft.com/office/word/2018/wordml" xmlns:w16sdtdh="http://schemas.microsoft.com/office/word/2020/wordml/sdtdatahash" xmlns:w16se="http://schemas.microsoft.com/office/word/2015/wordml/symex" xmlns:wpg="http://schemas.microsoft.com/office/word/2010/wordprocessingGroup" xmlns:wpi="http://schemas.microsoft.com/office/word/2010/wordprocessingInk" xmlns:wne="http://schemas.microsoft.com/office/word/2006/wordml" xmlns:wps="http://schemas.microsoft.com/office/word/2010/wordprocessingShape" mc:Ignorable="w14 w15 w16se w16cid w16 w16cex w16sdtdh wp14">
   <w:p>
     <w:pPr>
       <w:pStyle w:val="lfej"/>
@@ -3359,7 +2970,7 @@
 </file>
 
 <file path=word/numbering.xml><?xml version="1.0" encoding="utf-8"?>
-<w:numbering xmlns:wpc="http://schemas.microsoft.com/office/word/2010/wordprocessingCanvas" xmlns:cx="http://schemas.microsoft.com/office/drawing/2014/chartex" xmlns:cx1="http://schemas.microsoft.com/office/drawing/2015/9/8/chartex" xmlns:cx2="http://schemas.microsoft.com/office/drawing/2015/10/21/chartex" xmlns:cx3="http://schemas.microsoft.com/office/drawing/2016/5/9/chartex" xmlns:cx4="http://schemas.microsoft.com/office/drawing/2016/5/10/chartex" xmlns:cx5="http://schemas.microsoft.com/office/drawing/2016/5/11/chartex" xmlns:cx6="http://schemas.microsoft.com/office/drawing/2016/5/12/chartex" xmlns:cx7="http://schemas.microsoft.com/office/drawing/2016/5/13/chartex" xmlns:cx8="http://schemas.microsoft.com/office/drawing/2016/5/14/chartex" xmlns:mc="http://schemas.openxmlformats.org/markup-compatibility/2006" xmlns:aink="http://schemas.microsoft.com/office/drawing/2016/ink" xmlns:am3d="http://schemas.microsoft.com/office/drawing/2017/model3d" xmlns:o="urn:schemas-microsoft-com:office:office" xmlns:r="http://schemas.openxmlformats.org/officeDocument/2006/relationships" xmlns:m="http://schemas.openxmlformats.org/officeDocument/2006/math" xmlns:v="urn:schemas-microsoft-com:vml" xmlns:wp14="http://schemas.microsoft.com/office/word/2010/wordprocessingDrawing" xmlns:wp="http://schemas.openxmlformats.org/drawingml/2006/wordprocessingDrawing" xmlns:w10="urn:schemas-microsoft-com:office:word" xmlns:w="http://schemas.openxmlformats.org/wordprocessingml/2006/main" xmlns:w14="http://schemas.microsoft.com/office/word/2010/wordml" xmlns:w15="http://schemas.microsoft.com/office/word/2012/wordml" xmlns:w16cid="http://schemas.microsoft.com/office/word/2016/wordml/cid" xmlns:w16se="http://schemas.microsoft.com/office/word/2015/wordml/symex" xmlns:wpg="http://schemas.microsoft.com/office/word/2010/wordprocessingGroup" xmlns:wpi="http://schemas.microsoft.com/office/word/2010/wordprocessingInk" xmlns:wne="http://schemas.microsoft.com/office/word/2006/wordml" xmlns:wps="http://schemas.microsoft.com/office/word/2010/wordprocessingShape" mc:Ignorable="w14 w15 w16se w16cid wp14">
+<w:numbering xmlns:wpc="http://schemas.microsoft.com/office/word/2010/wordprocessingCanvas" xmlns:cx="http://schemas.microsoft.com/office/drawing/2014/chartex" xmlns:cx1="http://schemas.microsoft.com/office/drawing/2015/9/8/chartex" xmlns:cx2="http://schemas.microsoft.com/office/drawing/2015/10/21/chartex" xmlns:cx3="http://schemas.microsoft.com/office/drawing/2016/5/9/chartex" xmlns:cx4="http://schemas.microsoft.com/office/drawing/2016/5/10/chartex" xmlns:cx5="http://schemas.microsoft.com/office/drawing/2016/5/11/chartex" xmlns:cx6="http://schemas.microsoft.com/office/drawing/2016/5/12/chartex" xmlns:cx7="http://schemas.microsoft.com/office/drawing/2016/5/13/chartex" xmlns:cx8="http://schemas.microsoft.com/office/drawing/2016/5/14/chartex" xmlns:mc="http://schemas.openxmlformats.org/markup-compatibility/2006" xmlns:aink="http://schemas.microsoft.com/office/drawing/2016/ink" xmlns:am3d="http://schemas.microsoft.com/office/drawing/2017/model3d" xmlns:o="urn:schemas-microsoft-com:office:office" xmlns:r="http://schemas.openxmlformats.org/officeDocument/2006/relationships" xmlns:m="http://schemas.openxmlformats.org/officeDocument/2006/math" xmlns:v="urn:schemas-microsoft-com:vml" xmlns:wp14="http://schemas.microsoft.com/office/word/2010/wordprocessingDrawing" xmlns:wp="http://schemas.openxmlformats.org/drawingml/2006/wordprocessingDrawing" xmlns:w10="urn:schemas-microsoft-com:office:word" xmlns:w="http://schemas.openxmlformats.org/wordprocessingml/2006/main" xmlns:w14="http://schemas.microsoft.com/office/word/2010/wordml" xmlns:w15="http://schemas.microsoft.com/office/word/2012/wordml" xmlns:w16cex="http://schemas.microsoft.com/office/word/2018/wordml/cex" xmlns:w16cid="http://schemas.microsoft.com/office/word/2016/wordml/cid" xmlns:w16="http://schemas.microsoft.com/office/word/2018/wordml" xmlns:w16sdtdh="http://schemas.microsoft.com/office/word/2020/wordml/sdtdatahash" xmlns:w16se="http://schemas.microsoft.com/office/word/2015/wordml/symex" xmlns:wpg="http://schemas.microsoft.com/office/word/2010/wordprocessingGroup" xmlns:wpi="http://schemas.microsoft.com/office/word/2010/wordprocessingInk" xmlns:wne="http://schemas.microsoft.com/office/word/2006/wordml" xmlns:wps="http://schemas.microsoft.com/office/word/2010/wordprocessingShape" mc:Ignorable="w14 w15 w16se w16cid w16 w16cex w16sdtdh wp14">
   <w:abstractNum w:abstractNumId="0" w15:restartNumberingAfterBreak="0">
     <w:nsid w:val="0F770A47"/>
     <w:multiLevelType w:val="hybridMultilevel"/>
@@ -4302,7 +3913,7 @@
 </file>
 
 <file path=word/styles.xml><?xml version="1.0" encoding="utf-8"?>
-<w:styles xmlns:mc="http://schemas.openxmlformats.org/markup-compatibility/2006" xmlns:r="http://schemas.openxmlformats.org/officeDocument/2006/relationships" xmlns:w="http://schemas.openxmlformats.org/wordprocessingml/2006/main" xmlns:w14="http://schemas.microsoft.com/office/word/2010/wordml" xmlns:w15="http://schemas.microsoft.com/office/word/2012/wordml" xmlns:w16cid="http://schemas.microsoft.com/office/word/2016/wordml/cid" xmlns:w16se="http://schemas.microsoft.com/office/word/2015/wordml/symex" mc:Ignorable="w14 w15 w16se w16cid">
+<w:styles xmlns:mc="http://schemas.openxmlformats.org/markup-compatibility/2006" xmlns:r="http://schemas.openxmlformats.org/officeDocument/2006/relationships" xmlns:w="http://schemas.openxmlformats.org/wordprocessingml/2006/main" xmlns:w14="http://schemas.microsoft.com/office/word/2010/wordml" xmlns:w15="http://schemas.microsoft.com/office/word/2012/wordml" xmlns:w16cex="http://schemas.microsoft.com/office/word/2018/wordml/cex" xmlns:w16cid="http://schemas.microsoft.com/office/word/2016/wordml/cid" xmlns:w16="http://schemas.microsoft.com/office/word/2018/wordml" xmlns:w16sdtdh="http://schemas.microsoft.com/office/word/2020/wordml/sdtdatahash" xmlns:w16se="http://schemas.microsoft.com/office/word/2015/wordml/symex" mc:Ignorable="w14 w15 w16se w16cid w16 w16cex w16sdtdh">
   <w:docDefaults>
     <w:rPrDefault>
       <w:rPr>
@@ -4318,7 +3929,7 @@
       </w:pPr>
     </w:pPrDefault>
   </w:docDefaults>
-  <w:latentStyles w:defLockedState="0" w:defUIPriority="99" w:defSemiHidden="0" w:defUnhideWhenUsed="0" w:defQFormat="0" w:count="375">
+  <w:latentStyles w:defLockedState="0" w:defUIPriority="99" w:defSemiHidden="0" w:defUnhideWhenUsed="0" w:defQFormat="0" w:count="376">
     <w:lsdException w:name="Normal" w:uiPriority="0" w:qFormat="1"/>
     <w:lsdException w:name="heading 1" w:uiPriority="9" w:qFormat="1"/>
     <w:lsdException w:name="heading 2" w:semiHidden="1" w:uiPriority="9" w:unhideWhenUsed="1" w:qFormat="1"/>
@@ -4424,7 +4035,6 @@
     <w:lsdException w:name="HTML Sample" w:semiHidden="1" w:unhideWhenUsed="1"/>
     <w:lsdException w:name="HTML Typewriter" w:semiHidden="1" w:unhideWhenUsed="1"/>
     <w:lsdException w:name="HTML Variable" w:semiHidden="1" w:unhideWhenUsed="1"/>
-    <w:lsdException w:name="Normal Table" w:semiHidden="1" w:unhideWhenUsed="1"/>
     <w:lsdException w:name="annotation subject" w:semiHidden="1" w:unhideWhenUsed="1"/>
     <w:lsdException w:name="No List" w:semiHidden="1" w:unhideWhenUsed="1"/>
     <w:lsdException w:name="Outline List 1" w:semiHidden="1" w:unhideWhenUsed="1"/>
@@ -4471,10 +4081,8 @@
     <w:lsdException w:name="Table Subtle 2" w:semiHidden="1" w:unhideWhenUsed="1"/>
     <w:lsdException w:name="Table Web 1" w:semiHidden="1" w:unhideWhenUsed="1"/>
     <w:lsdException w:name="Table Web 2" w:semiHidden="1" w:unhideWhenUsed="1"/>
-    <w:lsdException w:name="Table Web 3" w:semiHidden="1" w:unhideWhenUsed="1"/>
     <w:lsdException w:name="Balloon Text" w:semiHidden="1" w:unhideWhenUsed="1"/>
     <w:lsdException w:name="Table Grid" w:uiPriority="39"/>
-    <w:lsdException w:name="Table Theme" w:semiHidden="1" w:unhideWhenUsed="1"/>
     <w:lsdException w:name="Placeholder Text" w:semiHidden="1"/>
     <w:lsdException w:name="No Spacing" w:uiPriority="1" w:qFormat="1"/>
     <w:lsdException w:name="Light Shading" w:uiPriority="60"/>
@@ -4694,6 +4302,7 @@
     <w:lsdException w:name="Smart Hyperlink" w:semiHidden="1" w:unhideWhenUsed="1"/>
     <w:lsdException w:name="Hashtag" w:semiHidden="1" w:unhideWhenUsed="1"/>
     <w:lsdException w:name="Unresolved Mention" w:semiHidden="1" w:unhideWhenUsed="1"/>
+    <w:lsdException w:name="Smart Link" w:semiHidden="1" w:unhideWhenUsed="1"/>
   </w:latentStyles>
   <w:style w:type="paragraph" w:default="1" w:styleId="Norml">
     <w:name w:val="Normal"/>

--- a/Dokumentációhoz/Dokumentumok/Szoftverspecifikáció.docx
+++ b/Dokumentációhoz/Dokumentumok/Szoftverspecifikáció.docx
@@ -1,6 +1,6 @@
 
 <file path=word/document.xml><?xml version="1.0" encoding="utf-8"?>
-<w:document xmlns:wpc="http://schemas.microsoft.com/office/word/2010/wordprocessingCanvas" xmlns:cx="http://schemas.microsoft.com/office/drawing/2014/chartex" xmlns:cx1="http://schemas.microsoft.com/office/drawing/2015/9/8/chartex" xmlns:cx2="http://schemas.microsoft.com/office/drawing/2015/10/21/chartex" xmlns:cx3="http://schemas.microsoft.com/office/drawing/2016/5/9/chartex" xmlns:cx4="http://schemas.microsoft.com/office/drawing/2016/5/10/chartex" xmlns:cx5="http://schemas.microsoft.com/office/drawing/2016/5/11/chartex" xmlns:cx6="http://schemas.microsoft.com/office/drawing/2016/5/12/chartex" xmlns:cx7="http://schemas.microsoft.com/office/drawing/2016/5/13/chartex" xmlns:cx8="http://schemas.microsoft.com/office/drawing/2016/5/14/chartex" xmlns:mc="http://schemas.openxmlformats.org/markup-compatibility/2006" xmlns:aink="http://schemas.microsoft.com/office/drawing/2016/ink" xmlns:am3d="http://schemas.microsoft.com/office/drawing/2017/model3d" xmlns:o="urn:schemas-microsoft-com:office:office" xmlns:r="http://schemas.openxmlformats.org/officeDocument/2006/relationships" xmlns:m="http://schemas.openxmlformats.org/officeDocument/2006/math" xmlns:v="urn:schemas-microsoft-com:vml" xmlns:wp14="http://schemas.microsoft.com/office/word/2010/wordprocessingDrawing" xmlns:wp="http://schemas.openxmlformats.org/drawingml/2006/wordprocessingDrawing" xmlns:w10="urn:schemas-microsoft-com:office:word" xmlns:w="http://schemas.openxmlformats.org/wordprocessingml/2006/main" xmlns:w14="http://schemas.microsoft.com/office/word/2010/wordml" xmlns:w15="http://schemas.microsoft.com/office/word/2012/wordml" xmlns:w16cex="http://schemas.microsoft.com/office/word/2018/wordml/cex" xmlns:w16cid="http://schemas.microsoft.com/office/word/2016/wordml/cid" xmlns:w16="http://schemas.microsoft.com/office/word/2018/wordml" xmlns:w16sdtdh="http://schemas.microsoft.com/office/word/2020/wordml/sdtdatahash" xmlns:w16se="http://schemas.microsoft.com/office/word/2015/wordml/symex" xmlns:wpg="http://schemas.microsoft.com/office/word/2010/wordprocessingGroup" xmlns:wpi="http://schemas.microsoft.com/office/word/2010/wordprocessingInk" xmlns:wne="http://schemas.microsoft.com/office/word/2006/wordml" xmlns:wps="http://schemas.microsoft.com/office/word/2010/wordprocessingShape" mc:Ignorable="w14 w15 w16se w16cid w16 w16cex w16sdtdh wp14">
+<w:document xmlns:wpc="http://schemas.microsoft.com/office/word/2010/wordprocessingCanvas" xmlns:cx="http://schemas.microsoft.com/office/drawing/2014/chartex" xmlns:mc="http://schemas.openxmlformats.org/markup-compatibility/2006" xmlns:o="urn:schemas-microsoft-com:office:office" xmlns:r="http://schemas.openxmlformats.org/officeDocument/2006/relationships" xmlns:m="http://schemas.openxmlformats.org/officeDocument/2006/math" xmlns:v="urn:schemas-microsoft-com:vml" xmlns:wp14="http://schemas.microsoft.com/office/word/2010/wordprocessingDrawing" xmlns:wp="http://schemas.openxmlformats.org/drawingml/2006/wordprocessingDrawing" xmlns:w10="urn:schemas-microsoft-com:office:word" xmlns:w="http://schemas.openxmlformats.org/wordprocessingml/2006/main" xmlns:w14="http://schemas.microsoft.com/office/word/2010/wordml" xmlns:w15="http://schemas.microsoft.com/office/word/2012/wordml" xmlns:w16se="http://schemas.microsoft.com/office/word/2015/wordml/symex" xmlns:wpg="http://schemas.microsoft.com/office/word/2010/wordprocessingGroup" xmlns:wpi="http://schemas.microsoft.com/office/word/2010/wordprocessingInk" xmlns:wne="http://schemas.microsoft.com/office/word/2006/wordml" xmlns:wps="http://schemas.microsoft.com/office/word/2010/wordprocessingShape" mc:Ignorable="w14 w15 w16se wp14">
   <w:body>
     <w:p>
       <w:pPr>
@@ -1775,7 +1775,25 @@
           <w:szCs w:val="28"/>
           <w:lang w:eastAsia="hu-HU"/>
         </w:rPr>
-        <w:t>k vagy manuálisan számítógépen, azonban ezt a rendszert automatizálással egyszerűsíteni lehet</w:t>
+        <w:t xml:space="preserve">k vagy </w:t>
+      </w:r>
+      <w:proofErr w:type="gramStart"/>
+      <w:r>
+        <w:rPr>
+          <w:rFonts w:eastAsia="Times New Roman" w:cs="Times New Roman"/>
+          <w:szCs w:val="28"/>
+          <w:lang w:eastAsia="hu-HU"/>
+        </w:rPr>
+        <w:t>manuálisan</w:t>
+      </w:r>
+      <w:proofErr w:type="gramEnd"/>
+      <w:r>
+        <w:rPr>
+          <w:rFonts w:eastAsia="Times New Roman" w:cs="Times New Roman"/>
+          <w:szCs w:val="28"/>
+          <w:lang w:eastAsia="hu-HU"/>
+        </w:rPr>
+        <w:t xml:space="preserve"> számítógépen, azonban ezt a rendszert automatizálással egyszerűsíteni lehet</w:t>
       </w:r>
       <w:r>
         <w:rPr>
@@ -1912,8 +1930,9 @@
           <w:szCs w:val="28"/>
           <w:lang w:eastAsia="hu-HU"/>
         </w:rPr>
-        <w:t xml:space="preserve">Az adminisztrátorok a rendelések és a felhasználók kezeléséhez férnek hozzá. Az ételek hozzáadása és szerkesztése </w:t>
-      </w:r>
+        <w:t xml:space="preserve">Az </w:t>
+      </w:r>
+      <w:proofErr w:type="gramStart"/>
       <w:r>
         <w:rPr>
           <w:rFonts w:eastAsia="Times New Roman" w:cs="Times New Roman"/>
@@ -1921,8 +1940,9 @@
           <w:szCs w:val="28"/>
           <w:lang w:eastAsia="hu-HU"/>
         </w:rPr>
-        <w:t>a konyha</w:t>
-      </w:r>
+        <w:t>adminisztrátorok</w:t>
+      </w:r>
+      <w:proofErr w:type="gramEnd"/>
       <w:r>
         <w:rPr>
           <w:rFonts w:eastAsia="Times New Roman" w:cs="Times New Roman"/>
@@ -1930,7 +1950,7 @@
           <w:szCs w:val="28"/>
           <w:lang w:eastAsia="hu-HU"/>
         </w:rPr>
-        <w:t xml:space="preserve"> ha</w:t>
+        <w:t xml:space="preserve"> a rendelések és a felhasználók kezeléséhez férnek hozzá. Az ételek hozzáadása és szerkesztése </w:t>
       </w:r>
       <w:r>
         <w:rPr>
@@ -1939,7 +1959,7 @@
           <w:szCs w:val="28"/>
           <w:lang w:eastAsia="hu-HU"/>
         </w:rPr>
-        <w:t>táskör</w:t>
+        <w:t>a konyha</w:t>
       </w:r>
       <w:r>
         <w:rPr>
@@ -1948,6 +1968,24 @@
           <w:szCs w:val="28"/>
           <w:lang w:eastAsia="hu-HU"/>
         </w:rPr>
+        <w:t xml:space="preserve"> ha</w:t>
+      </w:r>
+      <w:r>
+        <w:rPr>
+          <w:rFonts w:eastAsia="Times New Roman" w:cs="Times New Roman"/>
+          <w:color w:val="000000" w:themeColor="text1"/>
+          <w:szCs w:val="28"/>
+          <w:lang w:eastAsia="hu-HU"/>
+        </w:rPr>
+        <w:t>táskör</w:t>
+      </w:r>
+      <w:r>
+        <w:rPr>
+          <w:rFonts w:eastAsia="Times New Roman" w:cs="Times New Roman"/>
+          <w:color w:val="000000" w:themeColor="text1"/>
+          <w:szCs w:val="28"/>
+          <w:lang w:eastAsia="hu-HU"/>
+        </w:rPr>
         <w:t>e közé tartozik.</w:t>
       </w:r>
     </w:p>
@@ -2032,8 +2070,13 @@
       <w:pPr>
         <w:pStyle w:val="Nincstrkz"/>
       </w:pPr>
-      <w:r>
-        <w:t xml:space="preserve">Relációs adatbázis – </w:t>
+      <w:proofErr w:type="gramStart"/>
+      <w:r>
+        <w:t>Relációs</w:t>
+      </w:r>
+      <w:proofErr w:type="gramEnd"/>
+      <w:r>
+        <w:t xml:space="preserve"> adatbázis – </w:t>
       </w:r>
       <w:proofErr w:type="spellStart"/>
       <w:r>
@@ -2079,19 +2122,33 @@
         <w:rPr>
           <w:lang w:eastAsia="hu-HU"/>
         </w:rPr>
-        <w:t>A weboldalon az adminisztrátor számára szerkeszthető a felhasználók adatai, jóvá tudják hagyni a felhasználó kérelmeit, ha feltöltik a megfelelő dokumentumokat: kedvezményre feljogosító vagy cukorbetegséget igazoló dokumentum.</w:t>
-      </w:r>
-    </w:p>
-    <w:p>
-      <w:pPr>
+        <w:t xml:space="preserve">A weboldalon az </w:t>
+      </w:r>
+      <w:proofErr w:type="gramStart"/>
+      <w:r>
         <w:rPr>
           <w:lang w:eastAsia="hu-HU"/>
         </w:rPr>
-      </w:pPr>
+        <w:t>adminisztrátor</w:t>
+      </w:r>
+      <w:proofErr w:type="gramEnd"/>
       <w:r>
         <w:rPr>
           <w:lang w:eastAsia="hu-HU"/>
         </w:rPr>
+        <w:t xml:space="preserve"> számára szerkeszthető a felhasználók adatai, jóvá tudják hagyni a felhasználó kérelmeit, ha feltöltik a megfelelő dokumentumokat: kedvezményre feljogosító vagy cukorbetegséget igazoló dokumentum.</w:t>
+      </w:r>
+    </w:p>
+    <w:p>
+      <w:pPr>
+        <w:rPr>
+          <w:lang w:eastAsia="hu-HU"/>
+        </w:rPr>
+      </w:pPr>
+      <w:r>
+        <w:rPr>
+          <w:lang w:eastAsia="hu-HU"/>
+        </w:rPr>
         <w:t xml:space="preserve">A felhasználók lehetnek tanárok és tanulók, iskolai dolgozók. Először regisztrálnia kell a felhasználónak az iskolai email címével, hogy használni tudja a felületet. Ez a kérelem jóváhagyásra kerül az </w:t>
       </w:r>
       <w:proofErr w:type="spellStart"/>
@@ -2106,7 +2163,21 @@
         <w:rPr>
           <w:lang w:eastAsia="hu-HU"/>
         </w:rPr>
-        <w:t xml:space="preserve"> által, így nincs szükség két lépcsős regisztrációra. Bejelentkezés után előre meg tudja rendelni vagy le tudja mondani a következő időszakra az étkezéseit. Van lehetősége megtekinteni a heti és napi menüket a tájékozottság érdekében. Az egészségügyi szempontokat figyelembe véve, a felhasználónak van lehetősége, hogy bejelölje saját magának, hogy milyen étel allergiái vannak. Ez azért lényeges, mert a rendszer figyelmezteti a felhasználót rendelés közben, hogy mely ételekben találhatóak meg a választott allergének.</w:t>
+        <w:t xml:space="preserve"> által, így nincs szükség két lépcsős regisztrációra. Bejelentkezés után előre meg </w:t>
+      </w:r>
+      <w:proofErr w:type="gramStart"/>
+      <w:r>
+        <w:rPr>
+          <w:lang w:eastAsia="hu-HU"/>
+        </w:rPr>
+        <w:t>tudja</w:t>
+      </w:r>
+      <w:proofErr w:type="gramEnd"/>
+      <w:r>
+        <w:rPr>
+          <w:lang w:eastAsia="hu-HU"/>
+        </w:rPr>
+        <w:t xml:space="preserve"> rendelni vagy le tudja mondani a következő időszakra az étkezéseit. Van lehetősége megtekinteni a heti és napi menüket a tájékozottság érdekében. Az egészségügyi szempontokat figyelembe véve, a felhasználónak van lehetősége, hogy bejelölje saját magának, hogy milyen étel allergiái vannak. Ez azért lényeges, mert a rendszer figyelmezteti a felhasználót rendelés közben, hogy mely ételekben találhatóak meg a választott allergének.</w:t>
       </w:r>
     </w:p>
     <w:p>
@@ -2174,18 +2245,23 @@
         </w:rPr>
       </w:pPr>
       <w:r>
-        <w:t>Ebédkártya vagy telefon leolvasás</w:t>
+        <w:t xml:space="preserve">Ebédkártya </w:t>
+      </w:r>
+      <w:bookmarkStart w:id="28" w:name="_GoBack"/>
+      <w:bookmarkEnd w:id="28"/>
+      <w:r>
+        <w:t>leolvasás</w:t>
       </w:r>
     </w:p>
     <w:p>
       <w:pPr>
         <w:pStyle w:val="Cmsor2"/>
       </w:pPr>
-      <w:bookmarkStart w:id="28" w:name="_Toc210651561"/>
+      <w:bookmarkStart w:id="29" w:name="_Toc210651561"/>
       <w:r>
         <w:t>Felhasználói felület</w:t>
       </w:r>
-      <w:bookmarkEnd w:id="28"/>
+      <w:bookmarkEnd w:id="29"/>
     </w:p>
     <w:p>
       <w:r>
@@ -2236,22 +2312,51 @@
         <w:t>következő napra</w:t>
       </w:r>
       <w:r>
-        <w:t>. A felületen a felhasználó látja az adott menühöz tartozó allergének információit, illetve egy adag átlagos tápérték tartalmát (kcal, szénhidrátok, fehérjék stb.). Az adott hónapban kiállított számlát meg tudja tekinteni, le tudja tölteni. A cukorbetegek számára a megoldás az, hogy az A menüt kapják cukormentes változatban</w:t>
+        <w:t xml:space="preserve">. A felületen a felhasználó látja az adott menühöz tartozó allergének </w:t>
+      </w:r>
+      <w:proofErr w:type="gramStart"/>
+      <w:r>
+        <w:t>információit</w:t>
+      </w:r>
+      <w:proofErr w:type="gramEnd"/>
+      <w:r>
+        <w:t xml:space="preserve">, illetve egy adag átlagos tápérték tartalmát (kcal, szénhidrátok, fehérjék stb.). Az adott hónapban kiállított számlát meg tudja tekinteni, le tudja tölteni. A cukorbetegek számára a megoldás az, hogy az </w:t>
+      </w:r>
+      <w:proofErr w:type="gramStart"/>
+      <w:r>
+        <w:t>A</w:t>
+      </w:r>
+      <w:proofErr w:type="gramEnd"/>
+      <w:r>
+        <w:t xml:space="preserve"> menüt kapják cukormentes változatban</w:t>
       </w:r>
     </w:p>
     <w:p>
       <w:pPr>
         <w:pStyle w:val="Cmsor2"/>
       </w:pPr>
-      <w:bookmarkStart w:id="29" w:name="_Toc210651562"/>
-      <w:r>
-        <w:t>Adminisztrációs felület</w:t>
-      </w:r>
-      <w:bookmarkEnd w:id="29"/>
-    </w:p>
-    <w:p>
-      <w:r>
-        <w:t xml:space="preserve">Az adminisztrátor felelős az oldallal kapcsolatos </w:t>
+      <w:bookmarkStart w:id="30" w:name="_Toc210651562"/>
+      <w:proofErr w:type="gramStart"/>
+      <w:r>
+        <w:t>Adminisztrációs</w:t>
+      </w:r>
+      <w:proofErr w:type="gramEnd"/>
+      <w:r>
+        <w:t xml:space="preserve"> felület</w:t>
+      </w:r>
+      <w:bookmarkEnd w:id="30"/>
+    </w:p>
+    <w:p>
+      <w:r>
+        <w:t xml:space="preserve">Az </w:t>
+      </w:r>
+      <w:proofErr w:type="gramStart"/>
+      <w:r>
+        <w:t>adminisztrátor felelős</w:t>
+      </w:r>
+      <w:proofErr w:type="gramEnd"/>
+      <w:r>
+        <w:t xml:space="preserve"> az oldallal kapcsolatos </w:t>
       </w:r>
       <w:r>
         <w:rPr>
@@ -2261,38 +2366,62 @@
         <w:t>minden adminisztratív feladat ellátásáért</w:t>
       </w:r>
       <w:r>
-        <w:t>. Adminisztrátori hozzáféréssel rendelkező személy alkalmas arra, hogy jóváhagyja a felhasználói regisztrációkat, illetve elfogadja vagy elutasítja a diákok által érkezett dokumentumokat. Van jogosultsága szerkeszteni a felhasználók adatait változás esetén. A számlák legenerálása is az Ő hatásköre, amiket automatikusan kiküld a rendszer a felhasználók számára az oldalon belül.</w:t>
+        <w:t xml:space="preserve">. </w:t>
+      </w:r>
+      <w:proofErr w:type="gramStart"/>
+      <w:r>
+        <w:t>Adminisztrátori</w:t>
+      </w:r>
+      <w:proofErr w:type="gramEnd"/>
+      <w:r>
+        <w:t xml:space="preserve"> hozzáféréssel rendelkező személy alkalmas arra, hogy jóváhagyja a felhasználói regisztrációkat, illetve elfogadja vagy elutasítja a diákok által érkezett dokumentumokat. Van jogosultsága szerkeszteni a felhasználók adatait változás esetén. A számlák legenerálása is az Ő hatásköre, amiket </w:t>
+      </w:r>
+      <w:proofErr w:type="gramStart"/>
+      <w:r>
+        <w:t>automatikusan</w:t>
+      </w:r>
+      <w:proofErr w:type="gramEnd"/>
+      <w:r>
+        <w:t xml:space="preserve"> kiküld a rendszer a felhasználók számára az oldalon belül.</w:t>
       </w:r>
     </w:p>
     <w:p>
       <w:pPr>
         <w:pStyle w:val="Cmsor2"/>
       </w:pPr>
-      <w:bookmarkStart w:id="30" w:name="_Toc210651563"/>
+      <w:bookmarkStart w:id="31" w:name="_Toc210651563"/>
       <w:r>
         <w:t>Étkeztetői felület</w:t>
       </w:r>
-      <w:bookmarkEnd w:id="30"/>
-    </w:p>
-    <w:p>
-      <w:r>
-        <w:t>Kezeli az ételeket és az összetevőket. Ennek következtében fel is tudja tölteni az étlapot, amit szerkeszteni is tud. Minden nap le tudja kérni az addig leadott rendelés számát (10:00), hogy tudja, miből mennyit kell készítenie. Számításba van véve, hogy a cukorbetegek számára cukormentes étkezést kell biztosítani, ezért minden alkalommal az A menüből lesz készítve cukormentes verzió.</w:t>
+      <w:bookmarkEnd w:id="31"/>
+    </w:p>
+    <w:p>
+      <w:r>
+        <w:t xml:space="preserve">Kezeli az ételeket és az összetevőket. Ennek következtében fel is tudja tölteni az étlapot, amit szerkeszteni is tud. Minden nap le tudja kérni az addig leadott rendelés számát (10:00), hogy tudja, miből mennyit kell készítenie. Számításba van véve, hogy a cukorbetegek számára cukormentes étkezést kell biztosítani, ezért minden alkalommal az </w:t>
+      </w:r>
+      <w:proofErr w:type="gramStart"/>
+      <w:r>
+        <w:t>A</w:t>
+      </w:r>
+      <w:proofErr w:type="gramEnd"/>
+      <w:r>
+        <w:t xml:space="preserve"> menüből lesz készítve cukormentes verzió.</w:t>
       </w:r>
     </w:p>
     <w:p>
       <w:pPr>
         <w:pStyle w:val="Cmsor2"/>
       </w:pPr>
-      <w:bookmarkStart w:id="31" w:name="_Toc208994365"/>
-      <w:bookmarkStart w:id="32" w:name="_Toc208994428"/>
-      <w:bookmarkStart w:id="33" w:name="_Toc210651564"/>
+      <w:bookmarkStart w:id="32" w:name="_Toc208994365"/>
+      <w:bookmarkStart w:id="33" w:name="_Toc208994428"/>
+      <w:bookmarkStart w:id="34" w:name="_Toc210651564"/>
       <w:r>
         <w:lastRenderedPageBreak/>
         <w:t>Megjelenés</w:t>
       </w:r>
-      <w:bookmarkEnd w:id="31"/>
       <w:bookmarkEnd w:id="32"/>
       <w:bookmarkEnd w:id="33"/>
+      <w:bookmarkEnd w:id="34"/>
     </w:p>
     <w:p>
       <w:r>
@@ -2317,7 +2446,15 @@
         <w:ind w:left="714"/>
       </w:pPr>
       <w:r>
-        <w:t>A cél, hogy egy olyan weboldalt hozzunk létre, ami könnyen kezelhető és átlátható mind a felhasználóknak, az adminisztrátornak és az étkeztetést kezelő félnek.</w:t>
+        <w:t xml:space="preserve">A cél, hogy egy olyan weboldalt hozzunk létre, ami könnyen kezelhető és átlátható mind a felhasználóknak, az </w:t>
+      </w:r>
+      <w:proofErr w:type="gramStart"/>
+      <w:r>
+        <w:t>adminisztrátornak</w:t>
+      </w:r>
+      <w:proofErr w:type="gramEnd"/>
+      <w:r>
+        <w:t xml:space="preserve"> és az étkeztetést kezelő félnek.</w:t>
       </w:r>
     </w:p>
     <w:p>
@@ -2325,7 +2462,15 @@
         <w:pStyle w:val="Nincstrkz"/>
       </w:pPr>
       <w:r>
-        <w:t>Könnyen navigálható menürendszer minden oldalon</w:t>
+        <w:t xml:space="preserve">Könnyen </w:t>
+      </w:r>
+      <w:proofErr w:type="gramStart"/>
+      <w:r>
+        <w:t>navigálható</w:t>
+      </w:r>
+      <w:proofErr w:type="gramEnd"/>
+      <w:r>
+        <w:t xml:space="preserve"> menürendszer minden oldalon</w:t>
       </w:r>
     </w:p>
     <w:p>
@@ -2348,30 +2493,45 @@
       <w:pPr>
         <w:pStyle w:val="Nincstrkz"/>
       </w:pPr>
-      <w:r>
-        <w:t>Adminisztrátor számára letisztult felhasználó kezelés: keresés szűrővel, adatok módosítása</w:t>
+      <w:proofErr w:type="gramStart"/>
+      <w:r>
+        <w:t>Adminisztrátor</w:t>
+      </w:r>
+      <w:proofErr w:type="gramEnd"/>
+      <w:r>
+        <w:t xml:space="preserve"> számára letisztult felhasználó kezelés: keresés szűrővel, adatok módosítása</w:t>
       </w:r>
     </w:p>
     <w:p>
       <w:pPr>
         <w:pStyle w:val="Cmsor2"/>
       </w:pPr>
-      <w:bookmarkStart w:id="34" w:name="_Toc208994366"/>
-      <w:bookmarkStart w:id="35" w:name="_Toc208994429"/>
-      <w:bookmarkStart w:id="36" w:name="_Toc210651565"/>
+      <w:bookmarkStart w:id="35" w:name="_Toc208994366"/>
+      <w:bookmarkStart w:id="36" w:name="_Toc208994429"/>
+      <w:bookmarkStart w:id="37" w:name="_Toc210651565"/>
+      <w:proofErr w:type="gramStart"/>
       <w:r>
         <w:t>Funkciók</w:t>
       </w:r>
-      <w:bookmarkEnd w:id="34"/>
       <w:bookmarkEnd w:id="35"/>
       <w:bookmarkEnd w:id="36"/>
+      <w:bookmarkEnd w:id="37"/>
+      <w:proofErr w:type="gramEnd"/>
     </w:p>
     <w:p>
       <w:pPr>
         <w:pStyle w:val="Nincstrkz"/>
       </w:pPr>
       <w:r>
-        <w:t>Regisztráció és bejelentkezés több szerepkörrel (adminisztrátor, konyha, felhasználók)</w:t>
+        <w:t>Regisztráció és bejelentkezés több szerepkörrel (</w:t>
+      </w:r>
+      <w:proofErr w:type="gramStart"/>
+      <w:r>
+        <w:t>adminisztrátor</w:t>
+      </w:r>
+      <w:proofErr w:type="gramEnd"/>
+      <w:r>
+        <w:t>, konyha, felhasználók)</w:t>
       </w:r>
     </w:p>
     <w:p>
@@ -2409,7 +2569,15 @@
         <w:pStyle w:val="Nincstrkz"/>
       </w:pPr>
       <w:r>
-        <w:t xml:space="preserve">Allergén és diétás információk </w:t>
+        <w:t xml:space="preserve">Allergén és diétás </w:t>
+      </w:r>
+      <w:proofErr w:type="gramStart"/>
+      <w:r>
+        <w:t>információk</w:t>
+      </w:r>
+      <w:proofErr w:type="gramEnd"/>
+      <w:r>
+        <w:t xml:space="preserve"> </w:t>
       </w:r>
       <w:r>
         <w:t>megjelenítése</w:t>
@@ -2449,19 +2617,19 @@
       <w:pPr>
         <w:pStyle w:val="Cmsor2"/>
       </w:pPr>
-      <w:bookmarkStart w:id="37" w:name="_Toc208994367"/>
-      <w:bookmarkStart w:id="38" w:name="_Toc208994430"/>
-      <w:bookmarkStart w:id="39" w:name="_Toc210651566"/>
+      <w:bookmarkStart w:id="38" w:name="_Toc208994367"/>
+      <w:bookmarkStart w:id="39" w:name="_Toc208994430"/>
+      <w:bookmarkStart w:id="40" w:name="_Toc210651566"/>
       <w:r>
         <w:lastRenderedPageBreak/>
         <w:t xml:space="preserve">Jövőbeli fejlesztési </w:t>
       </w:r>
-      <w:bookmarkEnd w:id="37"/>
       <w:bookmarkEnd w:id="38"/>
+      <w:bookmarkEnd w:id="39"/>
       <w:r>
         <w:t>lehetőségek</w:t>
       </w:r>
-      <w:bookmarkEnd w:id="39"/>
+      <w:bookmarkEnd w:id="40"/>
     </w:p>
     <w:p>
       <w:r>
@@ -2513,9 +2681,11 @@
       <w:r>
         <w:t xml:space="preserve">Statisztikák az </w:t>
       </w:r>
+      <w:proofErr w:type="gramStart"/>
       <w:r>
         <w:t>adminisztrátornak</w:t>
       </w:r>
+      <w:proofErr w:type="gramEnd"/>
     </w:p>
     <w:p>
       <w:pPr>
@@ -2537,12 +2707,12 @@
       <w:pPr>
         <w:pStyle w:val="Cmsor1"/>
       </w:pPr>
-      <w:bookmarkStart w:id="40" w:name="_Toc210651567"/>
+      <w:bookmarkStart w:id="41" w:name="_Toc210651567"/>
       <w:r>
         <w:lastRenderedPageBreak/>
         <w:t>Projekt adatlap</w:t>
       </w:r>
-      <w:bookmarkEnd w:id="40"/>
+      <w:bookmarkEnd w:id="41"/>
     </w:p>
     <w:p>
       <w:r>
@@ -2680,7 +2850,7 @@
 </file>
 
 <file path=word/endnotes.xml><?xml version="1.0" encoding="utf-8"?>
-<w:endnotes xmlns:wpc="http://schemas.microsoft.com/office/word/2010/wordprocessingCanvas" xmlns:cx="http://schemas.microsoft.com/office/drawing/2014/chartex" xmlns:cx1="http://schemas.microsoft.com/office/drawing/2015/9/8/chartex" xmlns:cx2="http://schemas.microsoft.com/office/drawing/2015/10/21/chartex" xmlns:cx3="http://schemas.microsoft.com/office/drawing/2016/5/9/chartex" xmlns:cx4="http://schemas.microsoft.com/office/drawing/2016/5/10/chartex" xmlns:cx5="http://schemas.microsoft.com/office/drawing/2016/5/11/chartex" xmlns:cx6="http://schemas.microsoft.com/office/drawing/2016/5/12/chartex" xmlns:cx7="http://schemas.microsoft.com/office/drawing/2016/5/13/chartex" xmlns:cx8="http://schemas.microsoft.com/office/drawing/2016/5/14/chartex" xmlns:mc="http://schemas.openxmlformats.org/markup-compatibility/2006" xmlns:aink="http://schemas.microsoft.com/office/drawing/2016/ink" xmlns:am3d="http://schemas.microsoft.com/office/drawing/2017/model3d" xmlns:o="urn:schemas-microsoft-com:office:office" xmlns:r="http://schemas.openxmlformats.org/officeDocument/2006/relationships" xmlns:m="http://schemas.openxmlformats.org/officeDocument/2006/math" xmlns:v="urn:schemas-microsoft-com:vml" xmlns:wp14="http://schemas.microsoft.com/office/word/2010/wordprocessingDrawing" xmlns:wp="http://schemas.openxmlformats.org/drawingml/2006/wordprocessingDrawing" xmlns:w10="urn:schemas-microsoft-com:office:word" xmlns:w="http://schemas.openxmlformats.org/wordprocessingml/2006/main" xmlns:w14="http://schemas.microsoft.com/office/word/2010/wordml" xmlns:w15="http://schemas.microsoft.com/office/word/2012/wordml" xmlns:w16cex="http://schemas.microsoft.com/office/word/2018/wordml/cex" xmlns:w16cid="http://schemas.microsoft.com/office/word/2016/wordml/cid" xmlns:w16="http://schemas.microsoft.com/office/word/2018/wordml" xmlns:w16sdtdh="http://schemas.microsoft.com/office/word/2020/wordml/sdtdatahash" xmlns:w16se="http://schemas.microsoft.com/office/word/2015/wordml/symex" xmlns:wpg="http://schemas.microsoft.com/office/word/2010/wordprocessingGroup" xmlns:wpi="http://schemas.microsoft.com/office/word/2010/wordprocessingInk" xmlns:wne="http://schemas.microsoft.com/office/word/2006/wordml" xmlns:wps="http://schemas.microsoft.com/office/word/2010/wordprocessingShape" mc:Ignorable="w14 w15 w16se w16cid w16 w16cex w16sdtdh wp14">
+<w:endnotes xmlns:wpc="http://schemas.microsoft.com/office/word/2010/wordprocessingCanvas" xmlns:cx="http://schemas.microsoft.com/office/drawing/2014/chartex" xmlns:mc="http://schemas.openxmlformats.org/markup-compatibility/2006" xmlns:o="urn:schemas-microsoft-com:office:office" xmlns:r="http://schemas.openxmlformats.org/officeDocument/2006/relationships" xmlns:m="http://schemas.openxmlformats.org/officeDocument/2006/math" xmlns:v="urn:schemas-microsoft-com:vml" xmlns:wp14="http://schemas.microsoft.com/office/word/2010/wordprocessingDrawing" xmlns:wp="http://schemas.openxmlformats.org/drawingml/2006/wordprocessingDrawing" xmlns:w10="urn:schemas-microsoft-com:office:word" xmlns:w="http://schemas.openxmlformats.org/wordprocessingml/2006/main" xmlns:w14="http://schemas.microsoft.com/office/word/2010/wordml" xmlns:w15="http://schemas.microsoft.com/office/word/2012/wordml" xmlns:w16se="http://schemas.microsoft.com/office/word/2015/wordml/symex" xmlns:wpg="http://schemas.microsoft.com/office/word/2010/wordprocessingGroup" xmlns:wpi="http://schemas.microsoft.com/office/word/2010/wordprocessingInk" xmlns:wne="http://schemas.microsoft.com/office/word/2006/wordml" xmlns:wps="http://schemas.microsoft.com/office/word/2010/wordprocessingShape" mc:Ignorable="w14 w15 w16se wp14">
   <w:endnote w:type="separator" w:id="-1">
     <w:p>
       <w:pPr>
@@ -2705,7 +2875,7 @@
 </file>
 
 <file path=word/footer1.xml><?xml version="1.0" encoding="utf-8"?>
-<w:ftr xmlns:wpc="http://schemas.microsoft.com/office/word/2010/wordprocessingCanvas" xmlns:cx="http://schemas.microsoft.com/office/drawing/2014/chartex" xmlns:cx1="http://schemas.microsoft.com/office/drawing/2015/9/8/chartex" xmlns:cx2="http://schemas.microsoft.com/office/drawing/2015/10/21/chartex" xmlns:cx3="http://schemas.microsoft.com/office/drawing/2016/5/9/chartex" xmlns:cx4="http://schemas.microsoft.com/office/drawing/2016/5/10/chartex" xmlns:cx5="http://schemas.microsoft.com/office/drawing/2016/5/11/chartex" xmlns:cx6="http://schemas.microsoft.com/office/drawing/2016/5/12/chartex" xmlns:cx7="http://schemas.microsoft.com/office/drawing/2016/5/13/chartex" xmlns:cx8="http://schemas.microsoft.com/office/drawing/2016/5/14/chartex" xmlns:mc="http://schemas.openxmlformats.org/markup-compatibility/2006" xmlns:aink="http://schemas.microsoft.com/office/drawing/2016/ink" xmlns:am3d="http://schemas.microsoft.com/office/drawing/2017/model3d" xmlns:o="urn:schemas-microsoft-com:office:office" xmlns:r="http://schemas.openxmlformats.org/officeDocument/2006/relationships" xmlns:m="http://schemas.openxmlformats.org/officeDocument/2006/math" xmlns:v="urn:schemas-microsoft-com:vml" xmlns:wp14="http://schemas.microsoft.com/office/word/2010/wordprocessingDrawing" xmlns:wp="http://schemas.openxmlformats.org/drawingml/2006/wordprocessingDrawing" xmlns:w10="urn:schemas-microsoft-com:office:word" xmlns:w="http://schemas.openxmlformats.org/wordprocessingml/2006/main" xmlns:w14="http://schemas.microsoft.com/office/word/2010/wordml" xmlns:w15="http://schemas.microsoft.com/office/word/2012/wordml" xmlns:w16cex="http://schemas.microsoft.com/office/word/2018/wordml/cex" xmlns:w16cid="http://schemas.microsoft.com/office/word/2016/wordml/cid" xmlns:w16="http://schemas.microsoft.com/office/word/2018/wordml" xmlns:w16sdtdh="http://schemas.microsoft.com/office/word/2020/wordml/sdtdatahash" xmlns:w16se="http://schemas.microsoft.com/office/word/2015/wordml/symex" xmlns:wpg="http://schemas.microsoft.com/office/word/2010/wordprocessingGroup" xmlns:wpi="http://schemas.microsoft.com/office/word/2010/wordprocessingInk" xmlns:wne="http://schemas.microsoft.com/office/word/2006/wordml" xmlns:wps="http://schemas.microsoft.com/office/word/2010/wordprocessingShape" mc:Ignorable="w14 w15 w16se w16cid w16 w16cex w16sdtdh wp14">
+<w:ftr xmlns:wpc="http://schemas.microsoft.com/office/word/2010/wordprocessingCanvas" xmlns:cx="http://schemas.microsoft.com/office/drawing/2014/chartex" xmlns:mc="http://schemas.openxmlformats.org/markup-compatibility/2006" xmlns:o="urn:schemas-microsoft-com:office:office" xmlns:r="http://schemas.openxmlformats.org/officeDocument/2006/relationships" xmlns:m="http://schemas.openxmlformats.org/officeDocument/2006/math" xmlns:v="urn:schemas-microsoft-com:vml" xmlns:wp14="http://schemas.microsoft.com/office/word/2010/wordprocessingDrawing" xmlns:wp="http://schemas.openxmlformats.org/drawingml/2006/wordprocessingDrawing" xmlns:w10="urn:schemas-microsoft-com:office:word" xmlns:w="http://schemas.openxmlformats.org/wordprocessingml/2006/main" xmlns:w14="http://schemas.microsoft.com/office/word/2010/wordml" xmlns:w15="http://schemas.microsoft.com/office/word/2012/wordml" xmlns:w16se="http://schemas.microsoft.com/office/word/2015/wordml/symex" xmlns:wpg="http://schemas.microsoft.com/office/word/2010/wordprocessingGroup" xmlns:wpi="http://schemas.microsoft.com/office/word/2010/wordprocessingInk" xmlns:wne="http://schemas.microsoft.com/office/word/2006/wordml" xmlns:wps="http://schemas.microsoft.com/office/word/2010/wordprocessingShape" mc:Ignorable="w14 w15 w16se wp14">
   <w:sdt>
     <w:sdtPr>
       <w:id w:val="1030842180"/>
@@ -2784,7 +2954,7 @@
                 </wp:inline>
               </w:drawing>
             </mc:Choice>
-            <mc:Fallback>
+            <mc:Fallback xmlns:w16sdtdh="http://schemas.microsoft.com/office/word/2020/wordml/sdtdatahash" xmlns:w16="http://schemas.microsoft.com/office/word/2018/wordml" xmlns:w16cid="http://schemas.microsoft.com/office/word/2016/wordml/cid" xmlns:w16cex="http://schemas.microsoft.com/office/word/2018/wordml/cex" xmlns:am3d="http://schemas.microsoft.com/office/drawing/2017/model3d" xmlns:aink="http://schemas.microsoft.com/office/drawing/2016/ink" xmlns:cx8="http://schemas.microsoft.com/office/drawing/2016/5/14/chartex" xmlns:cx7="http://schemas.microsoft.com/office/drawing/2016/5/13/chartex" xmlns:cx6="http://schemas.microsoft.com/office/drawing/2016/5/12/chartex" xmlns:cx5="http://schemas.microsoft.com/office/drawing/2016/5/11/chartex" xmlns:cx4="http://schemas.microsoft.com/office/drawing/2016/5/10/chartex" xmlns:cx3="http://schemas.microsoft.com/office/drawing/2016/5/9/chartex" xmlns:cx2="http://schemas.microsoft.com/office/drawing/2015/10/21/chartex" xmlns:cx1="http://schemas.microsoft.com/office/drawing/2015/9/8/chartex">
               <w:pict>
                 <v:shapetype w14:anchorId="45C36318" id="_x0000_t110" coordsize="21600,21600" o:spt="110" path="m10800,l,10800,10800,21600,21600,10800xe">
                   <v:stroke joinstyle="miter"/>
@@ -2818,7 +2988,7 @@
           <w:rPr>
             <w:noProof/>
           </w:rPr>
-          <w:t>5</w:t>
+          <w:t>8</w:t>
         </w:r>
         <w:r>
           <w:fldChar w:fldCharType="end"/>
@@ -2830,7 +3000,7 @@
 </file>
 
 <file path=word/footnotes.xml><?xml version="1.0" encoding="utf-8"?>
-<w:footnotes xmlns:wpc="http://schemas.microsoft.com/office/word/2010/wordprocessingCanvas" xmlns:cx="http://schemas.microsoft.com/office/drawing/2014/chartex" xmlns:cx1="http://schemas.microsoft.com/office/drawing/2015/9/8/chartex" xmlns:cx2="http://schemas.microsoft.com/office/drawing/2015/10/21/chartex" xmlns:cx3="http://schemas.microsoft.com/office/drawing/2016/5/9/chartex" xmlns:cx4="http://schemas.microsoft.com/office/drawing/2016/5/10/chartex" xmlns:cx5="http://schemas.microsoft.com/office/drawing/2016/5/11/chartex" xmlns:cx6="http://schemas.microsoft.com/office/drawing/2016/5/12/chartex" xmlns:cx7="http://schemas.microsoft.com/office/drawing/2016/5/13/chartex" xmlns:cx8="http://schemas.microsoft.com/office/drawing/2016/5/14/chartex" xmlns:mc="http://schemas.openxmlformats.org/markup-compatibility/2006" xmlns:aink="http://schemas.microsoft.com/office/drawing/2016/ink" xmlns:am3d="http://schemas.microsoft.com/office/drawing/2017/model3d" xmlns:o="urn:schemas-microsoft-com:office:office" xmlns:r="http://schemas.openxmlformats.org/officeDocument/2006/relationships" xmlns:m="http://schemas.openxmlformats.org/officeDocument/2006/math" xmlns:v="urn:schemas-microsoft-com:vml" xmlns:wp14="http://schemas.microsoft.com/office/word/2010/wordprocessingDrawing" xmlns:wp="http://schemas.openxmlformats.org/drawingml/2006/wordprocessingDrawing" xmlns:w10="urn:schemas-microsoft-com:office:word" xmlns:w="http://schemas.openxmlformats.org/wordprocessingml/2006/main" xmlns:w14="http://schemas.microsoft.com/office/word/2010/wordml" xmlns:w15="http://schemas.microsoft.com/office/word/2012/wordml" xmlns:w16cex="http://schemas.microsoft.com/office/word/2018/wordml/cex" xmlns:w16cid="http://schemas.microsoft.com/office/word/2016/wordml/cid" xmlns:w16="http://schemas.microsoft.com/office/word/2018/wordml" xmlns:w16sdtdh="http://schemas.microsoft.com/office/word/2020/wordml/sdtdatahash" xmlns:w16se="http://schemas.microsoft.com/office/word/2015/wordml/symex" xmlns:wpg="http://schemas.microsoft.com/office/word/2010/wordprocessingGroup" xmlns:wpi="http://schemas.microsoft.com/office/word/2010/wordprocessingInk" xmlns:wne="http://schemas.microsoft.com/office/word/2006/wordml" xmlns:wps="http://schemas.microsoft.com/office/word/2010/wordprocessingShape" mc:Ignorable="w14 w15 w16se w16cid w16 w16cex w16sdtdh wp14">
+<w:footnotes xmlns:wpc="http://schemas.microsoft.com/office/word/2010/wordprocessingCanvas" xmlns:cx="http://schemas.microsoft.com/office/drawing/2014/chartex" xmlns:mc="http://schemas.openxmlformats.org/markup-compatibility/2006" xmlns:o="urn:schemas-microsoft-com:office:office" xmlns:r="http://schemas.openxmlformats.org/officeDocument/2006/relationships" xmlns:m="http://schemas.openxmlformats.org/officeDocument/2006/math" xmlns:v="urn:schemas-microsoft-com:vml" xmlns:wp14="http://schemas.microsoft.com/office/word/2010/wordprocessingDrawing" xmlns:wp="http://schemas.openxmlformats.org/drawingml/2006/wordprocessingDrawing" xmlns:w10="urn:schemas-microsoft-com:office:word" xmlns:w="http://schemas.openxmlformats.org/wordprocessingml/2006/main" xmlns:w14="http://schemas.microsoft.com/office/word/2010/wordml" xmlns:w15="http://schemas.microsoft.com/office/word/2012/wordml" xmlns:w16se="http://schemas.microsoft.com/office/word/2015/wordml/symex" xmlns:wpg="http://schemas.microsoft.com/office/word/2010/wordprocessingGroup" xmlns:wpi="http://schemas.microsoft.com/office/word/2010/wordprocessingInk" xmlns:wne="http://schemas.microsoft.com/office/word/2006/wordml" xmlns:wps="http://schemas.microsoft.com/office/word/2010/wordprocessingShape" mc:Ignorable="w14 w15 w16se wp14">
   <w:footnote w:type="separator" w:id="-1">
     <w:p>
       <w:pPr>
@@ -2855,7 +3025,7 @@
 </file>
 
 <file path=word/header1.xml><?xml version="1.0" encoding="utf-8"?>
-<w:hdr xmlns:wpc="http://schemas.microsoft.com/office/word/2010/wordprocessingCanvas" xmlns:cx="http://schemas.microsoft.com/office/drawing/2014/chartex" xmlns:cx1="http://schemas.microsoft.com/office/drawing/2015/9/8/chartex" xmlns:cx2="http://schemas.microsoft.com/office/drawing/2015/10/21/chartex" xmlns:cx3="http://schemas.microsoft.com/office/drawing/2016/5/9/chartex" xmlns:cx4="http://schemas.microsoft.com/office/drawing/2016/5/10/chartex" xmlns:cx5="http://schemas.microsoft.com/office/drawing/2016/5/11/chartex" xmlns:cx6="http://schemas.microsoft.com/office/drawing/2016/5/12/chartex" xmlns:cx7="http://schemas.microsoft.com/office/drawing/2016/5/13/chartex" xmlns:cx8="http://schemas.microsoft.com/office/drawing/2016/5/14/chartex" xmlns:mc="http://schemas.openxmlformats.org/markup-compatibility/2006" xmlns:aink="http://schemas.microsoft.com/office/drawing/2016/ink" xmlns:am3d="http://schemas.microsoft.com/office/drawing/2017/model3d" xmlns:o="urn:schemas-microsoft-com:office:office" xmlns:r="http://schemas.openxmlformats.org/officeDocument/2006/relationships" xmlns:m="http://schemas.openxmlformats.org/officeDocument/2006/math" xmlns:v="urn:schemas-microsoft-com:vml" xmlns:wp14="http://schemas.microsoft.com/office/word/2010/wordprocessingDrawing" xmlns:wp="http://schemas.openxmlformats.org/drawingml/2006/wordprocessingDrawing" xmlns:w10="urn:schemas-microsoft-com:office:word" xmlns:w="http://schemas.openxmlformats.org/wordprocessingml/2006/main" xmlns:w14="http://schemas.microsoft.com/office/word/2010/wordml" xmlns:w15="http://schemas.microsoft.com/office/word/2012/wordml" xmlns:w16cex="http://schemas.microsoft.com/office/word/2018/wordml/cex" xmlns:w16cid="http://schemas.microsoft.com/office/word/2016/wordml/cid" xmlns:w16="http://schemas.microsoft.com/office/word/2018/wordml" xmlns:w16sdtdh="http://schemas.microsoft.com/office/word/2020/wordml/sdtdatahash" xmlns:w16se="http://schemas.microsoft.com/office/word/2015/wordml/symex" xmlns:wpg="http://schemas.microsoft.com/office/word/2010/wordprocessingGroup" xmlns:wpi="http://schemas.microsoft.com/office/word/2010/wordprocessingInk" xmlns:wne="http://schemas.microsoft.com/office/word/2006/wordml" xmlns:wps="http://schemas.microsoft.com/office/word/2010/wordprocessingShape" mc:Ignorable="w14 w15 w16se w16cid w16 w16cex w16sdtdh wp14">
+<w:hdr xmlns:wpc="http://schemas.microsoft.com/office/word/2010/wordprocessingCanvas" xmlns:cx="http://schemas.microsoft.com/office/drawing/2014/chartex" xmlns:mc="http://schemas.openxmlformats.org/markup-compatibility/2006" xmlns:o="urn:schemas-microsoft-com:office:office" xmlns:r="http://schemas.openxmlformats.org/officeDocument/2006/relationships" xmlns:m="http://schemas.openxmlformats.org/officeDocument/2006/math" xmlns:v="urn:schemas-microsoft-com:vml" xmlns:wp14="http://schemas.microsoft.com/office/word/2010/wordprocessingDrawing" xmlns:wp="http://schemas.openxmlformats.org/drawingml/2006/wordprocessingDrawing" xmlns:w10="urn:schemas-microsoft-com:office:word" xmlns:w="http://schemas.openxmlformats.org/wordprocessingml/2006/main" xmlns:w14="http://schemas.microsoft.com/office/word/2010/wordml" xmlns:w15="http://schemas.microsoft.com/office/word/2012/wordml" xmlns:w16se="http://schemas.microsoft.com/office/word/2015/wordml/symex" xmlns:wpg="http://schemas.microsoft.com/office/word/2010/wordprocessingGroup" xmlns:wpi="http://schemas.microsoft.com/office/word/2010/wordprocessingInk" xmlns:wne="http://schemas.microsoft.com/office/word/2006/wordml" xmlns:wps="http://schemas.microsoft.com/office/word/2010/wordprocessingShape" mc:Ignorable="w14 w15 w16se wp14">
   <w:p>
     <w:pPr>
       <w:pStyle w:val="lfej"/>
@@ -2970,7 +3140,7 @@
 </file>
 
 <file path=word/numbering.xml><?xml version="1.0" encoding="utf-8"?>
-<w:numbering xmlns:wpc="http://schemas.microsoft.com/office/word/2010/wordprocessingCanvas" xmlns:cx="http://schemas.microsoft.com/office/drawing/2014/chartex" xmlns:cx1="http://schemas.microsoft.com/office/drawing/2015/9/8/chartex" xmlns:cx2="http://schemas.microsoft.com/office/drawing/2015/10/21/chartex" xmlns:cx3="http://schemas.microsoft.com/office/drawing/2016/5/9/chartex" xmlns:cx4="http://schemas.microsoft.com/office/drawing/2016/5/10/chartex" xmlns:cx5="http://schemas.microsoft.com/office/drawing/2016/5/11/chartex" xmlns:cx6="http://schemas.microsoft.com/office/drawing/2016/5/12/chartex" xmlns:cx7="http://schemas.microsoft.com/office/drawing/2016/5/13/chartex" xmlns:cx8="http://schemas.microsoft.com/office/drawing/2016/5/14/chartex" xmlns:mc="http://schemas.openxmlformats.org/markup-compatibility/2006" xmlns:aink="http://schemas.microsoft.com/office/drawing/2016/ink" xmlns:am3d="http://schemas.microsoft.com/office/drawing/2017/model3d" xmlns:o="urn:schemas-microsoft-com:office:office" xmlns:r="http://schemas.openxmlformats.org/officeDocument/2006/relationships" xmlns:m="http://schemas.openxmlformats.org/officeDocument/2006/math" xmlns:v="urn:schemas-microsoft-com:vml" xmlns:wp14="http://schemas.microsoft.com/office/word/2010/wordprocessingDrawing" xmlns:wp="http://schemas.openxmlformats.org/drawingml/2006/wordprocessingDrawing" xmlns:w10="urn:schemas-microsoft-com:office:word" xmlns:w="http://schemas.openxmlformats.org/wordprocessingml/2006/main" xmlns:w14="http://schemas.microsoft.com/office/word/2010/wordml" xmlns:w15="http://schemas.microsoft.com/office/word/2012/wordml" xmlns:w16cex="http://schemas.microsoft.com/office/word/2018/wordml/cex" xmlns:w16cid="http://schemas.microsoft.com/office/word/2016/wordml/cid" xmlns:w16="http://schemas.microsoft.com/office/word/2018/wordml" xmlns:w16sdtdh="http://schemas.microsoft.com/office/word/2020/wordml/sdtdatahash" xmlns:w16se="http://schemas.microsoft.com/office/word/2015/wordml/symex" xmlns:wpg="http://schemas.microsoft.com/office/word/2010/wordprocessingGroup" xmlns:wpi="http://schemas.microsoft.com/office/word/2010/wordprocessingInk" xmlns:wne="http://schemas.microsoft.com/office/word/2006/wordml" xmlns:wps="http://schemas.microsoft.com/office/word/2010/wordprocessingShape" mc:Ignorable="w14 w15 w16se w16cid w16 w16cex w16sdtdh wp14">
+<w:numbering xmlns:wpc="http://schemas.microsoft.com/office/word/2010/wordprocessingCanvas" xmlns:cx="http://schemas.microsoft.com/office/drawing/2014/chartex" xmlns:mc="http://schemas.openxmlformats.org/markup-compatibility/2006" xmlns:o="urn:schemas-microsoft-com:office:office" xmlns:r="http://schemas.openxmlformats.org/officeDocument/2006/relationships" xmlns:m="http://schemas.openxmlformats.org/officeDocument/2006/math" xmlns:v="urn:schemas-microsoft-com:vml" xmlns:wp14="http://schemas.microsoft.com/office/word/2010/wordprocessingDrawing" xmlns:wp="http://schemas.openxmlformats.org/drawingml/2006/wordprocessingDrawing" xmlns:w10="urn:schemas-microsoft-com:office:word" xmlns:w="http://schemas.openxmlformats.org/wordprocessingml/2006/main" xmlns:w14="http://schemas.microsoft.com/office/word/2010/wordml" xmlns:w15="http://schemas.microsoft.com/office/word/2012/wordml" xmlns:w16se="http://schemas.microsoft.com/office/word/2015/wordml/symex" xmlns:wpg="http://schemas.microsoft.com/office/word/2010/wordprocessingGroup" xmlns:wpi="http://schemas.microsoft.com/office/word/2010/wordprocessingInk" xmlns:wne="http://schemas.microsoft.com/office/word/2006/wordml" xmlns:wps="http://schemas.microsoft.com/office/word/2010/wordprocessingShape" mc:Ignorable="w14 w15 w16se wp14">
   <w:abstractNum w:abstractNumId="0" w15:restartNumberingAfterBreak="0">
     <w:nsid w:val="0F770A47"/>
     <w:multiLevelType w:val="hybridMultilevel"/>
@@ -3913,7 +4083,7 @@
 </file>
 
 <file path=word/styles.xml><?xml version="1.0" encoding="utf-8"?>
-<w:styles xmlns:mc="http://schemas.openxmlformats.org/markup-compatibility/2006" xmlns:r="http://schemas.openxmlformats.org/officeDocument/2006/relationships" xmlns:w="http://schemas.openxmlformats.org/wordprocessingml/2006/main" xmlns:w14="http://schemas.microsoft.com/office/word/2010/wordml" xmlns:w15="http://schemas.microsoft.com/office/word/2012/wordml" xmlns:w16cex="http://schemas.microsoft.com/office/word/2018/wordml/cex" xmlns:w16cid="http://schemas.microsoft.com/office/word/2016/wordml/cid" xmlns:w16="http://schemas.microsoft.com/office/word/2018/wordml" xmlns:w16sdtdh="http://schemas.microsoft.com/office/word/2020/wordml/sdtdatahash" xmlns:w16se="http://schemas.microsoft.com/office/word/2015/wordml/symex" mc:Ignorable="w14 w15 w16se w16cid w16 w16cex w16sdtdh">
+<w:styles xmlns:mc="http://schemas.openxmlformats.org/markup-compatibility/2006" xmlns:r="http://schemas.openxmlformats.org/officeDocument/2006/relationships" xmlns:w="http://schemas.openxmlformats.org/wordprocessingml/2006/main" xmlns:w14="http://schemas.microsoft.com/office/word/2010/wordml" xmlns:w15="http://schemas.microsoft.com/office/word/2012/wordml" xmlns:w16se="http://schemas.microsoft.com/office/word/2015/wordml/symex" mc:Ignorable="w14 w15 w16se">
   <w:docDefaults>
     <w:rPrDefault>
       <w:rPr>
@@ -3929,7 +4099,7 @@
       </w:pPr>
     </w:pPrDefault>
   </w:docDefaults>
-  <w:latentStyles w:defLockedState="0" w:defUIPriority="99" w:defSemiHidden="0" w:defUnhideWhenUsed="0" w:defQFormat="0" w:count="376">
+  <w:latentStyles w:defLockedState="0" w:defUIPriority="99" w:defSemiHidden="0" w:defUnhideWhenUsed="0" w:defQFormat="0" w:count="371">
     <w:lsdException w:name="Normal" w:uiPriority="0" w:qFormat="1"/>
     <w:lsdException w:name="heading 1" w:uiPriority="9" w:qFormat="1"/>
     <w:lsdException w:name="heading 2" w:semiHidden="1" w:uiPriority="9" w:unhideWhenUsed="1" w:qFormat="1"/>
@@ -4035,6 +4205,7 @@
     <w:lsdException w:name="HTML Sample" w:semiHidden="1" w:unhideWhenUsed="1"/>
     <w:lsdException w:name="HTML Typewriter" w:semiHidden="1" w:unhideWhenUsed="1"/>
     <w:lsdException w:name="HTML Variable" w:semiHidden="1" w:unhideWhenUsed="1"/>
+    <w:lsdException w:name="Normal Table" w:semiHidden="1" w:unhideWhenUsed="1"/>
     <w:lsdException w:name="annotation subject" w:semiHidden="1" w:unhideWhenUsed="1"/>
     <w:lsdException w:name="No List" w:semiHidden="1" w:unhideWhenUsed="1"/>
     <w:lsdException w:name="Outline List 1" w:semiHidden="1" w:unhideWhenUsed="1"/>
@@ -4081,8 +4252,10 @@
     <w:lsdException w:name="Table Subtle 2" w:semiHidden="1" w:unhideWhenUsed="1"/>
     <w:lsdException w:name="Table Web 1" w:semiHidden="1" w:unhideWhenUsed="1"/>
     <w:lsdException w:name="Table Web 2" w:semiHidden="1" w:unhideWhenUsed="1"/>
+    <w:lsdException w:name="Table Web 3" w:semiHidden="1" w:unhideWhenUsed="1"/>
     <w:lsdException w:name="Balloon Text" w:semiHidden="1" w:unhideWhenUsed="1"/>
     <w:lsdException w:name="Table Grid" w:uiPriority="39"/>
+    <w:lsdException w:name="Table Theme" w:semiHidden="1" w:unhideWhenUsed="1"/>
     <w:lsdException w:name="Placeholder Text" w:semiHidden="1"/>
     <w:lsdException w:name="No Spacing" w:uiPriority="1" w:qFormat="1"/>
     <w:lsdException w:name="Light Shading" w:uiPriority="60"/>
@@ -4298,11 +4471,6 @@
     <w:lsdException w:name="List Table 5 Dark Accent 6" w:uiPriority="50"/>
     <w:lsdException w:name="List Table 6 Colorful Accent 6" w:uiPriority="51"/>
     <w:lsdException w:name="List Table 7 Colorful Accent 6" w:uiPriority="52"/>
-    <w:lsdException w:name="Mention" w:semiHidden="1" w:unhideWhenUsed="1"/>
-    <w:lsdException w:name="Smart Hyperlink" w:semiHidden="1" w:unhideWhenUsed="1"/>
-    <w:lsdException w:name="Hashtag" w:semiHidden="1" w:unhideWhenUsed="1"/>
-    <w:lsdException w:name="Unresolved Mention" w:semiHidden="1" w:unhideWhenUsed="1"/>
-    <w:lsdException w:name="Smart Link" w:semiHidden="1" w:unhideWhenUsed="1"/>
   </w:latentStyles>
   <w:style w:type="paragraph" w:default="1" w:styleId="Norml">
     <w:name w:val="Normal"/>
@@ -5281,7 +5449,7 @@
 </file>
 
 <file path=customXml/itemProps1.xml><?xml version="1.0" encoding="utf-8"?>
-<ds:datastoreItem xmlns:ds="http://schemas.openxmlformats.org/officeDocument/2006/customXml" ds:itemID="{CF092DF0-0DD9-42FE-9498-58CB877E64A1}">
+<ds:datastoreItem xmlns:ds="http://schemas.openxmlformats.org/officeDocument/2006/customXml" ds:itemID="{A7183095-F839-434A-A197-8B5CF93A9658}">
   <ds:schemaRefs>
     <ds:schemaRef ds:uri="http://schemas.openxmlformats.org/officeDocument/2006/bibliography"/>
   </ds:schemaRefs>

--- a/Dokumentációhoz/Dokumentumok/Szoftverspecifikáció.docx
+++ b/Dokumentációhoz/Dokumentumok/Szoftverspecifikáció.docx
@@ -2245,23 +2245,18 @@
         </w:rPr>
       </w:pPr>
       <w:r>
-        <w:t xml:space="preserve">Ebédkártya </w:t>
-      </w:r>
-      <w:bookmarkStart w:id="28" w:name="_GoBack"/>
+        <w:t>Ebédkártya leolvasás</w:t>
+      </w:r>
+    </w:p>
+    <w:p>
+      <w:pPr>
+        <w:pStyle w:val="Cmsor2"/>
+      </w:pPr>
+      <w:bookmarkStart w:id="28" w:name="_Toc210651561"/>
+      <w:r>
+        <w:t>Felhasználói felület</w:t>
+      </w:r>
       <w:bookmarkEnd w:id="28"/>
-      <w:r>
-        <w:t>leolvasás</w:t>
-      </w:r>
-    </w:p>
-    <w:p>
-      <w:pPr>
-        <w:pStyle w:val="Cmsor2"/>
-      </w:pPr>
-      <w:bookmarkStart w:id="29" w:name="_Toc210651561"/>
-      <w:r>
-        <w:t>Felhasználói felület</w:t>
-      </w:r>
-      <w:bookmarkEnd w:id="29"/>
     </w:p>
     <w:p>
       <w:r>
@@ -2335,7 +2330,7 @@
       <w:pPr>
         <w:pStyle w:val="Cmsor2"/>
       </w:pPr>
-      <w:bookmarkStart w:id="30" w:name="_Toc210651562"/>
+      <w:bookmarkStart w:id="29" w:name="_Toc210651562"/>
       <w:proofErr w:type="gramStart"/>
       <w:r>
         <w:t>Adminisztrációs</w:t>
@@ -2344,7 +2339,7 @@
       <w:r>
         <w:t xml:space="preserve"> felület</w:t>
       </w:r>
-      <w:bookmarkEnd w:id="30"/>
+      <w:bookmarkEnd w:id="29"/>
     </w:p>
     <w:p>
       <w:r>
@@ -2389,11 +2384,11 @@
       <w:pPr>
         <w:pStyle w:val="Cmsor2"/>
       </w:pPr>
-      <w:bookmarkStart w:id="31" w:name="_Toc210651563"/>
+      <w:bookmarkStart w:id="30" w:name="_Toc210651563"/>
       <w:r>
         <w:t>Étkeztetői felület</w:t>
       </w:r>
-      <w:bookmarkEnd w:id="31"/>
+      <w:bookmarkEnd w:id="30"/>
     </w:p>
     <w:p>
       <w:r>
@@ -2412,16 +2407,16 @@
       <w:pPr>
         <w:pStyle w:val="Cmsor2"/>
       </w:pPr>
-      <w:bookmarkStart w:id="32" w:name="_Toc208994365"/>
-      <w:bookmarkStart w:id="33" w:name="_Toc208994428"/>
-      <w:bookmarkStart w:id="34" w:name="_Toc210651564"/>
+      <w:bookmarkStart w:id="31" w:name="_Toc208994365"/>
+      <w:bookmarkStart w:id="32" w:name="_Toc208994428"/>
+      <w:bookmarkStart w:id="33" w:name="_Toc210651564"/>
       <w:r>
         <w:lastRenderedPageBreak/>
         <w:t>Megjelenés</w:t>
       </w:r>
+      <w:bookmarkEnd w:id="31"/>
       <w:bookmarkEnd w:id="32"/>
       <w:bookmarkEnd w:id="33"/>
-      <w:bookmarkEnd w:id="34"/>
     </w:p>
     <w:p>
       <w:r>
@@ -2506,16 +2501,16 @@
       <w:pPr>
         <w:pStyle w:val="Cmsor2"/>
       </w:pPr>
-      <w:bookmarkStart w:id="35" w:name="_Toc208994366"/>
-      <w:bookmarkStart w:id="36" w:name="_Toc208994429"/>
-      <w:bookmarkStart w:id="37" w:name="_Toc210651565"/>
+      <w:bookmarkStart w:id="34" w:name="_Toc208994366"/>
+      <w:bookmarkStart w:id="35" w:name="_Toc208994429"/>
+      <w:bookmarkStart w:id="36" w:name="_Toc210651565"/>
       <w:proofErr w:type="gramStart"/>
       <w:r>
         <w:t>Funkciók</w:t>
       </w:r>
+      <w:bookmarkEnd w:id="34"/>
       <w:bookmarkEnd w:id="35"/>
       <w:bookmarkEnd w:id="36"/>
-      <w:bookmarkEnd w:id="37"/>
       <w:proofErr w:type="gramEnd"/>
     </w:p>
     <w:p>
@@ -2617,19 +2612,19 @@
       <w:pPr>
         <w:pStyle w:val="Cmsor2"/>
       </w:pPr>
-      <w:bookmarkStart w:id="38" w:name="_Toc208994367"/>
-      <w:bookmarkStart w:id="39" w:name="_Toc208994430"/>
-      <w:bookmarkStart w:id="40" w:name="_Toc210651566"/>
+      <w:bookmarkStart w:id="37" w:name="_Toc208994367"/>
+      <w:bookmarkStart w:id="38" w:name="_Toc208994430"/>
+      <w:bookmarkStart w:id="39" w:name="_Toc210651566"/>
       <w:r>
         <w:lastRenderedPageBreak/>
         <w:t xml:space="preserve">Jövőbeli fejlesztési </w:t>
       </w:r>
+      <w:bookmarkEnd w:id="37"/>
       <w:bookmarkEnd w:id="38"/>
+      <w:r>
+        <w:t>lehetőségek</w:t>
+      </w:r>
       <w:bookmarkEnd w:id="39"/>
-      <w:r>
-        <w:t>lehetőségek</w:t>
-      </w:r>
-      <w:bookmarkEnd w:id="40"/>
     </w:p>
     <w:p>
       <w:r>
@@ -2707,12 +2702,14 @@
       <w:pPr>
         <w:pStyle w:val="Cmsor1"/>
       </w:pPr>
-      <w:bookmarkStart w:id="41" w:name="_Toc210651567"/>
+      <w:bookmarkStart w:id="40" w:name="_Toc210651567"/>
+      <w:bookmarkStart w:id="41" w:name="_GoBack"/>
+      <w:bookmarkEnd w:id="41"/>
       <w:r>
         <w:lastRenderedPageBreak/>
         <w:t>Projekt adatlap</w:t>
       </w:r>
-      <w:bookmarkEnd w:id="41"/>
+      <w:bookmarkEnd w:id="40"/>
     </w:p>
     <w:p>
       <w:r>
@@ -2954,7 +2951,7 @@
                 </wp:inline>
               </w:drawing>
             </mc:Choice>
-            <mc:Fallback xmlns:w16sdtdh="http://schemas.microsoft.com/office/word/2020/wordml/sdtdatahash" xmlns:w16="http://schemas.microsoft.com/office/word/2018/wordml" xmlns:w16cid="http://schemas.microsoft.com/office/word/2016/wordml/cid" xmlns:w16cex="http://schemas.microsoft.com/office/word/2018/wordml/cex" xmlns:am3d="http://schemas.microsoft.com/office/drawing/2017/model3d" xmlns:aink="http://schemas.microsoft.com/office/drawing/2016/ink" xmlns:cx8="http://schemas.microsoft.com/office/drawing/2016/5/14/chartex" xmlns:cx7="http://schemas.microsoft.com/office/drawing/2016/5/13/chartex" xmlns:cx6="http://schemas.microsoft.com/office/drawing/2016/5/12/chartex" xmlns:cx5="http://schemas.microsoft.com/office/drawing/2016/5/11/chartex" xmlns:cx4="http://schemas.microsoft.com/office/drawing/2016/5/10/chartex" xmlns:cx3="http://schemas.microsoft.com/office/drawing/2016/5/9/chartex" xmlns:cx2="http://schemas.microsoft.com/office/drawing/2015/10/21/chartex" xmlns:cx1="http://schemas.microsoft.com/office/drawing/2015/9/8/chartex">
+            <mc:Fallback xmlns:cx1="http://schemas.microsoft.com/office/drawing/2015/9/8/chartex" xmlns:cx2="http://schemas.microsoft.com/office/drawing/2015/10/21/chartex" xmlns:cx3="http://schemas.microsoft.com/office/drawing/2016/5/9/chartex" xmlns:cx4="http://schemas.microsoft.com/office/drawing/2016/5/10/chartex" xmlns:cx5="http://schemas.microsoft.com/office/drawing/2016/5/11/chartex" xmlns:cx6="http://schemas.microsoft.com/office/drawing/2016/5/12/chartex" xmlns:cx7="http://schemas.microsoft.com/office/drawing/2016/5/13/chartex" xmlns:cx8="http://schemas.microsoft.com/office/drawing/2016/5/14/chartex" xmlns:aink="http://schemas.microsoft.com/office/drawing/2016/ink" xmlns:am3d="http://schemas.microsoft.com/office/drawing/2017/model3d" xmlns:w16cex="http://schemas.microsoft.com/office/word/2018/wordml/cex" xmlns:w16cid="http://schemas.microsoft.com/office/word/2016/wordml/cid" xmlns:w16="http://schemas.microsoft.com/office/word/2018/wordml" xmlns:w16sdtdh="http://schemas.microsoft.com/office/word/2020/wordml/sdtdatahash">
               <w:pict>
                 <v:shapetype w14:anchorId="45C36318" id="_x0000_t110" coordsize="21600,21600" o:spt="110" path="m10800,l,10800,10800,21600,21600,10800xe">
                   <v:stroke joinstyle="miter"/>
@@ -2988,7 +2985,7 @@
           <w:rPr>
             <w:noProof/>
           </w:rPr>
-          <w:t>8</w:t>
+          <w:t>7</w:t>
         </w:r>
         <w:r>
           <w:fldChar w:fldCharType="end"/>
@@ -5449,7 +5446,7 @@
 </file>
 
 <file path=customXml/itemProps1.xml><?xml version="1.0" encoding="utf-8"?>
-<ds:datastoreItem xmlns:ds="http://schemas.openxmlformats.org/officeDocument/2006/customXml" ds:itemID="{A7183095-F839-434A-A197-8B5CF93A9658}">
+<ds:datastoreItem xmlns:ds="http://schemas.openxmlformats.org/officeDocument/2006/customXml" ds:itemID="{7B7266FD-F453-44AB-A792-452250F9C4F0}">
   <ds:schemaRefs>
     <ds:schemaRef ds:uri="http://schemas.openxmlformats.org/officeDocument/2006/bibliography"/>
   </ds:schemaRefs>
